--- a/public/addresses/block-3-address.docx
+++ b/public/addresses/block-3-address.docx
@@ -1,10 +1,9 @@
 
 <file path=word/document.xml><?xml version="1.0" encoding="utf-8"?>
-<w:document xmlns:wpc="http://schemas.microsoft.com/office/word/2010/wordprocessingCanvas" xmlns:mc="http://schemas.openxmlformats.org/markup-compatibility/2006" xmlns:o="urn:schemas-microsoft-com:office:office" xmlns:r="http://schemas.openxmlformats.org/officeDocument/2006/relationships" xmlns:m="http://schemas.openxmlformats.org/officeDocument/2006/math" xmlns:v="urn:schemas-microsoft-com:vml" xmlns:wp14="http://schemas.microsoft.com/office/word/2010/wordprocessingDrawing" xmlns:wp="http://schemas.openxmlformats.org/drawingml/2006/wordprocessingDrawing" xmlns:w10="urn:schemas-microsoft-com:office:word" xmlns:w="http://schemas.openxmlformats.org/wordprocessingml/2006/main" xmlns:w14="http://schemas.microsoft.com/office/word/2010/wordml" xmlns:w15="http://schemas.microsoft.com/office/word/2012/wordml" xmlns:wpg="http://schemas.microsoft.com/office/word/2010/wordprocessingGroup" xmlns:wpi="http://schemas.microsoft.com/office/word/2010/wordprocessingInk" xmlns:wne="http://schemas.microsoft.com/office/word/2006/wordml" xmlns:wps="http://schemas.microsoft.com/office/word/2010/wordprocessingShape" mc:Ignorable="w14 w15 wp14">
+<w:document xmlns:wpc="http://schemas.microsoft.com/office/word/2010/wordprocessingCanvas" xmlns:cx="http://schemas.microsoft.com/office/drawing/2014/chartex" xmlns:cx1="http://schemas.microsoft.com/office/drawing/2015/9/8/chartex" xmlns:cx2="http://schemas.microsoft.com/office/drawing/2015/10/21/chartex" xmlns:cx3="http://schemas.microsoft.com/office/drawing/2016/5/9/chartex" xmlns:cx4="http://schemas.microsoft.com/office/drawing/2016/5/10/chartex" xmlns:cx5="http://schemas.microsoft.com/office/drawing/2016/5/11/chartex" xmlns:cx6="http://schemas.microsoft.com/office/drawing/2016/5/12/chartex" xmlns:cx7="http://schemas.microsoft.com/office/drawing/2016/5/13/chartex" xmlns:cx8="http://schemas.microsoft.com/office/drawing/2016/5/14/chartex" xmlns:mc="http://schemas.openxmlformats.org/markup-compatibility/2006" xmlns:aink="http://schemas.microsoft.com/office/drawing/2016/ink" xmlns:am3d="http://schemas.microsoft.com/office/drawing/2017/model3d" xmlns:o="urn:schemas-microsoft-com:office:office" xmlns:oel="http://schemas.microsoft.com/office/2019/extlst" xmlns:r="http://schemas.openxmlformats.org/officeDocument/2006/relationships" xmlns:m="http://schemas.openxmlformats.org/officeDocument/2006/math" xmlns:v="urn:schemas-microsoft-com:vml" xmlns:wp14="http://schemas.microsoft.com/office/word/2010/wordprocessingDrawing" xmlns:wp="http://schemas.openxmlformats.org/drawingml/2006/wordprocessingDrawing" xmlns:w10="urn:schemas-microsoft-com:office:word" xmlns:w="http://schemas.openxmlformats.org/wordprocessingml/2006/main" xmlns:w14="http://schemas.microsoft.com/office/word/2010/wordml" xmlns:w15="http://schemas.microsoft.com/office/word/2012/wordml" xmlns:w16cex="http://schemas.microsoft.com/office/word/2018/wordml/cex" xmlns:w16cid="http://schemas.microsoft.com/office/word/2016/wordml/cid" xmlns:w16="http://schemas.microsoft.com/office/word/2018/wordml" xmlns:w16du="http://schemas.microsoft.com/office/word/2023/wordml/word16du" xmlns:w16sdtdh="http://schemas.microsoft.com/office/word/2020/wordml/sdtdatahash" xmlns:w16sdtfl="http://schemas.microsoft.com/office/word/2024/wordml/sdtformatlock" xmlns:w16se="http://schemas.microsoft.com/office/word/2015/wordml/symex" xmlns:wpg="http://schemas.microsoft.com/office/word/2010/wordprocessingGroup" xmlns:wpi="http://schemas.microsoft.com/office/word/2010/wordprocessingInk" xmlns:wne="http://schemas.microsoft.com/office/word/2006/wordml" xmlns:wps="http://schemas.microsoft.com/office/word/2010/wordprocessingShape" mc:Ignorable="w14 w15 w16se w16cid w16 w16cex w16sdtdh w16sdtfl w16du wp14">
   <w:body>
     <w:p>
       <w:pPr>
-        <w:jc w:val="right"/>
         <w:rPr>
           <w:rFonts w:ascii="Calibri" w:hAnsi="Calibri" w:cs="Calibri"/>
           <w:b/>
@@ -35,7 +34,6 @@
               <w:bottom w:val="single" w:sz="8" w:space="0" w:color="auto"/>
               <w:right w:val="single" w:sz="4" w:space="0" w:color="auto"/>
             </w:tcBorders>
-            <w:shd w:val="clear" w:color="auto" w:fill="auto"/>
             <w:vAlign w:val="center"/>
             <w:hideMark/>
           </w:tcPr>
@@ -43,19 +41,21 @@
             <w:pPr>
               <w:jc w:val="center"/>
               <w:rPr>
-                <w:rFonts w:asciiTheme="minorHAnsi" w:hAnsiTheme="minorHAnsi" w:cstheme="minorHAnsi"/>
                 <w:b/>
                 <w:bCs/>
                 <w:color w:val="000000"/>
+                <w:sz w:val="22"/>
+                <w:szCs w:val="22"/>
               </w:rPr>
             </w:pPr>
             <w:bookmarkStart w:id="0" w:name="_Hlk126290919"/>
             <w:r>
               <w:rPr>
-                <w:rFonts w:asciiTheme="minorHAnsi" w:hAnsiTheme="minorHAnsi" w:cstheme="minorHAnsi"/>
                 <w:b/>
                 <w:bCs/>
                 <w:color w:val="000000"/>
+                <w:sz w:val="22"/>
+                <w:szCs w:val="22"/>
               </w:rPr>
               <w:t>Адрес ЖК</w:t>
             </w:r>
@@ -70,7 +70,6 @@
               <w:bottom w:val="single" w:sz="8" w:space="0" w:color="auto"/>
               <w:right w:val="single" w:sz="4" w:space="0" w:color="auto"/>
             </w:tcBorders>
-            <w:shd w:val="clear" w:color="auto" w:fill="auto"/>
             <w:vAlign w:val="center"/>
             <w:hideMark/>
           </w:tcPr>
@@ -78,18 +77,20 @@
             <w:pPr>
               <w:jc w:val="center"/>
               <w:rPr>
-                <w:rFonts w:asciiTheme="minorHAnsi" w:hAnsiTheme="minorHAnsi" w:cstheme="minorHAnsi"/>
                 <w:b/>
                 <w:bCs/>
                 <w:color w:val="000000"/>
-              </w:rPr>
-            </w:pPr>
-            <w:r>
-              <w:rPr>
-                <w:rFonts w:asciiTheme="minorHAnsi" w:hAnsiTheme="minorHAnsi" w:cstheme="minorHAnsi"/>
+                <w:sz w:val="22"/>
+                <w:szCs w:val="22"/>
+              </w:rPr>
+            </w:pPr>
+            <w:r>
+              <w:rPr>
                 <w:b/>
                 <w:bCs/>
                 <w:color w:val="000000"/>
+                <w:sz w:val="22"/>
+                <w:szCs w:val="22"/>
               </w:rPr>
               <w:t>Лифты</w:t>
             </w:r>
@@ -104,7 +105,6 @@
               <w:bottom w:val="single" w:sz="8" w:space="0" w:color="auto"/>
               <w:right w:val="single" w:sz="8" w:space="0" w:color="auto"/>
             </w:tcBorders>
-            <w:shd w:val="clear" w:color="auto" w:fill="auto"/>
             <w:vAlign w:val="center"/>
             <w:hideMark/>
           </w:tcPr>
@@ -112,18 +112,20 @@
             <w:pPr>
               <w:jc w:val="center"/>
               <w:rPr>
-                <w:rFonts w:asciiTheme="minorHAnsi" w:hAnsiTheme="minorHAnsi" w:cstheme="minorHAnsi"/>
                 <w:b/>
                 <w:bCs/>
                 <w:color w:val="000000"/>
-              </w:rPr>
-            </w:pPr>
-            <w:r>
-              <w:rPr>
-                <w:rFonts w:asciiTheme="minorHAnsi" w:hAnsiTheme="minorHAnsi" w:cstheme="minorHAnsi"/>
+                <w:sz w:val="22"/>
+                <w:szCs w:val="22"/>
+              </w:rPr>
+            </w:pPr>
+            <w:r>
+              <w:rPr>
                 <w:b/>
                 <w:bCs/>
                 <w:color w:val="000000"/>
+                <w:sz w:val="22"/>
+                <w:szCs w:val="22"/>
               </w:rPr>
               <w:t>Блок</w:t>
             </w:r>
@@ -132,7 +134,7 @@
       </w:tr>
       <w:tr>
         <w:trPr>
-          <w:trHeight w:val="353"/>
+          <w:trHeight w:val="34"/>
         </w:trPr>
         <w:tc>
           <w:tcPr>
@@ -143,91 +145,86 @@
               <w:bottom w:val="single" w:sz="4" w:space="0" w:color="auto"/>
               <w:right w:val="single" w:sz="4" w:space="0" w:color="auto"/>
             </w:tcBorders>
-            <w:shd w:val="clear" w:color="auto" w:fill="auto"/>
+            <w:noWrap/>
+            <w:vAlign w:val="bottom"/>
+          </w:tcPr>
+          <w:p>
+            <w:pPr>
+              <w:rPr>
+                <w:color w:val="000000"/>
+                <w:sz w:val="22"/>
+                <w:szCs w:val="22"/>
+              </w:rPr>
+            </w:pPr>
+            <w:r>
+              <w:rPr>
+                <w:color w:val="000000"/>
+                <w:sz w:val="22"/>
+                <w:szCs w:val="22"/>
+              </w:rPr>
+              <w:t>Караганда, микрорайон Восток-5, 11/1 (ЖК Каусар)</w:t>
+            </w:r>
+          </w:p>
+        </w:tc>
+        <w:tc>
+          <w:tcPr>
+            <w:tcW w:w="993" w:type="dxa"/>
+            <w:tcBorders>
+              <w:top w:val="nil"/>
+              <w:left w:val="nil"/>
+              <w:bottom w:val="single" w:sz="4" w:space="0" w:color="auto"/>
+              <w:right w:val="single" w:sz="4" w:space="0" w:color="auto"/>
+            </w:tcBorders>
+            <w:shd w:val="clear" w:color="000000" w:fill="FFFFFF"/>
+            <w:noWrap/>
+            <w:vAlign w:val="bottom"/>
+          </w:tcPr>
+          <w:p>
+            <w:pPr>
+              <w:jc w:val="right"/>
+              <w:rPr>
+                <w:color w:val="000000"/>
+                <w:sz w:val="22"/>
+                <w:szCs w:val="22"/>
+              </w:rPr>
+            </w:pPr>
+            <w:r>
+              <w:rPr>
+                <w:color w:val="000000"/>
+                <w:sz w:val="22"/>
+                <w:szCs w:val="22"/>
+              </w:rPr>
+              <w:t>1</w:t>
+            </w:r>
+          </w:p>
+        </w:tc>
+        <w:tc>
+          <w:tcPr>
+            <w:tcW w:w="1196" w:type="dxa"/>
+            <w:tcBorders>
+              <w:top w:val="nil"/>
+              <w:left w:val="nil"/>
+              <w:bottom w:val="single" w:sz="4" w:space="0" w:color="auto"/>
+              <w:right w:val="single" w:sz="8" w:space="0" w:color="auto"/>
+            </w:tcBorders>
             <w:noWrap/>
             <w:vAlign w:val="bottom"/>
             <w:hideMark/>
           </w:tcPr>
           <w:p>
             <w:pPr>
-              <w:rPr>
-                <w:rFonts w:asciiTheme="minorHAnsi" w:hAnsiTheme="minorHAnsi" w:cstheme="minorHAnsi"/>
-                <w:color w:val="000000"/>
-              </w:rPr>
-            </w:pPr>
-            <w:r>
-              <w:rPr>
-                <w:rFonts w:asciiTheme="minorHAnsi" w:hAnsiTheme="minorHAnsi" w:cstheme="minorHAnsi"/>
-                <w:color w:val="000000"/>
-              </w:rPr>
-              <w:t>Караганда, ​067-й учетный квартал, ст502</w:t>
-            </w:r>
-            <w:r>
-              <w:rPr>
-                <w:rFonts w:asciiTheme="minorHAnsi" w:hAnsiTheme="minorHAnsi" w:cstheme="minorHAnsi"/>
-                <w:color w:val="000000"/>
-              </w:rPr>
-              <w:t xml:space="preserve"> (ЖК Орда)</w:t>
-            </w:r>
-          </w:p>
-        </w:tc>
-        <w:tc>
-          <w:tcPr>
-            <w:tcW w:w="993" w:type="dxa"/>
-            <w:tcBorders>
-              <w:top w:val="nil"/>
-              <w:left w:val="nil"/>
-              <w:bottom w:val="single" w:sz="4" w:space="0" w:color="auto"/>
-              <w:right w:val="single" w:sz="4" w:space="0" w:color="auto"/>
-            </w:tcBorders>
-            <w:shd w:val="clear" w:color="000000" w:fill="FFFFFF"/>
-            <w:noWrap/>
-            <w:vAlign w:val="bottom"/>
-            <w:hideMark/>
-          </w:tcPr>
-          <w:p>
-            <w:pPr>
-              <w:jc w:val="right"/>
-              <w:rPr>
-                <w:rFonts w:asciiTheme="minorHAnsi" w:hAnsiTheme="minorHAnsi" w:cstheme="minorHAnsi"/>
-                <w:color w:val="000000"/>
-              </w:rPr>
-            </w:pPr>
-            <w:r>
-              <w:rPr>
-                <w:rFonts w:asciiTheme="minorHAnsi" w:hAnsiTheme="minorHAnsi" w:cstheme="minorHAnsi"/>
-                <w:color w:val="000000"/>
-              </w:rPr>
-              <w:t>10</w:t>
-            </w:r>
-          </w:p>
-        </w:tc>
-        <w:tc>
-          <w:tcPr>
-            <w:tcW w:w="1196" w:type="dxa"/>
-            <w:tcBorders>
-              <w:top w:val="nil"/>
-              <w:left w:val="nil"/>
-              <w:bottom w:val="single" w:sz="4" w:space="0" w:color="auto"/>
-              <w:right w:val="single" w:sz="8" w:space="0" w:color="auto"/>
-            </w:tcBorders>
-            <w:shd w:val="clear" w:color="auto" w:fill="auto"/>
-            <w:noWrap/>
-            <w:vAlign w:val="bottom"/>
-            <w:hideMark/>
-          </w:tcPr>
-          <w:p>
-            <w:pPr>
-              <w:jc w:val="right"/>
-              <w:rPr>
-                <w:rFonts w:asciiTheme="minorHAnsi" w:hAnsiTheme="minorHAnsi" w:cstheme="minorHAnsi"/>
-                <w:color w:val="000000"/>
-              </w:rPr>
-            </w:pPr>
-            <w:r>
-              <w:rPr>
-                <w:rFonts w:asciiTheme="minorHAnsi" w:hAnsiTheme="minorHAnsi" w:cstheme="minorHAnsi"/>
-                <w:color w:val="000000"/>
+              <w:jc w:val="right"/>
+              <w:rPr>
+                <w:color w:val="000000"/>
+                <w:sz w:val="22"/>
+                <w:szCs w:val="22"/>
+              </w:rPr>
+            </w:pPr>
+            <w:r>
+              <w:rPr>
+                <w:color w:val="000000"/>
+                <w:sz w:val="22"/>
+                <w:szCs w:val="22"/>
               </w:rPr>
               <w:t xml:space="preserve">3  </w:t>
             </w:r>
@@ -236,7 +233,7 @@
       </w:tr>
       <w:tr>
         <w:trPr>
-          <w:trHeight w:val="353"/>
+          <w:trHeight w:val="45"/>
         </w:trPr>
         <w:tc>
           <w:tcPr>
@@ -247,53 +244,90 @@
               <w:bottom w:val="single" w:sz="4" w:space="0" w:color="auto"/>
               <w:right w:val="single" w:sz="4" w:space="0" w:color="auto"/>
             </w:tcBorders>
-            <w:shd w:val="clear" w:color="auto" w:fill="auto"/>
+            <w:shd w:val="clear" w:color="000000" w:fill="FFFFFF"/>
+            <w:noWrap/>
+            <w:vAlign w:val="bottom"/>
+          </w:tcPr>
+          <w:p>
+            <w:pPr>
+              <w:rPr>
+                <w:color w:val="000000"/>
+                <w:sz w:val="22"/>
+                <w:szCs w:val="22"/>
+              </w:rPr>
+            </w:pPr>
+            <w:r>
+              <w:rPr>
+                <w:color w:val="000000"/>
+                <w:sz w:val="22"/>
+                <w:szCs w:val="22"/>
+              </w:rPr>
+              <w:t xml:space="preserve">Караганда, </w:t>
+            </w:r>
+            <w:r>
+              <w:rPr>
+                <w:color w:val="262626"/>
+                <w:spacing w:val="-9"/>
+                <w:sz w:val="22"/>
+                <w:szCs w:val="22"/>
+                <w:shd w:val="clear" w:color="auto" w:fill="FFFFFF"/>
+              </w:rPr>
+              <w:t>067-й учетный квартал, 456/1</w:t>
+            </w:r>
+            <w:r>
+              <w:rPr>
+                <w:color w:val="262626"/>
+                <w:spacing w:val="-9"/>
+                <w:sz w:val="22"/>
+                <w:szCs w:val="22"/>
+                <w:shd w:val="clear" w:color="auto" w:fill="FFFFFF"/>
+              </w:rPr>
+              <w:t xml:space="preserve"> (ЖК Томирис)</w:t>
+            </w:r>
+          </w:p>
+        </w:tc>
+        <w:tc>
+          <w:tcPr>
+            <w:tcW w:w="993" w:type="dxa"/>
+            <w:tcBorders>
+              <w:top w:val="nil"/>
+              <w:left w:val="nil"/>
+              <w:bottom w:val="single" w:sz="4" w:space="0" w:color="auto"/>
+              <w:right w:val="single" w:sz="4" w:space="0" w:color="auto"/>
+            </w:tcBorders>
+            <w:shd w:val="clear" w:color="000000" w:fill="FFFFFF"/>
             <w:noWrap/>
             <w:vAlign w:val="bottom"/>
             <w:hideMark/>
           </w:tcPr>
           <w:p>
             <w:pPr>
-              <w:rPr>
-                <w:rFonts w:asciiTheme="minorHAnsi" w:hAnsiTheme="minorHAnsi" w:cstheme="minorHAnsi"/>
-                <w:color w:val="000000"/>
-              </w:rPr>
-            </w:pPr>
-            <w:r>
-              <w:rPr>
-                <w:rFonts w:asciiTheme="minorHAnsi" w:hAnsiTheme="minorHAnsi" w:cstheme="minorHAnsi"/>
-                <w:color w:val="000000"/>
-              </w:rPr>
-              <w:t xml:space="preserve">Караганда, </w:t>
-            </w:r>
-            <w:proofErr w:type="spellStart"/>
-            <w:r>
-              <w:rPr>
-                <w:rFonts w:asciiTheme="minorHAnsi" w:hAnsiTheme="minorHAnsi" w:cstheme="minorHAnsi"/>
-                <w:color w:val="000000"/>
-              </w:rPr>
-              <w:t>Жанибекова</w:t>
-            </w:r>
-            <w:proofErr w:type="spellEnd"/>
-            <w:r>
-              <w:rPr>
-                <w:rFonts w:asciiTheme="minorHAnsi" w:hAnsiTheme="minorHAnsi" w:cstheme="minorHAnsi"/>
-                <w:color w:val="000000"/>
-              </w:rPr>
-              <w:t xml:space="preserve"> 53 (ЖК Эталон)</w:t>
-            </w:r>
-          </w:p>
-        </w:tc>
-        <w:tc>
-          <w:tcPr>
-            <w:tcW w:w="993" w:type="dxa"/>
-            <w:tcBorders>
-              <w:top w:val="nil"/>
-              <w:left w:val="nil"/>
-              <w:bottom w:val="single" w:sz="4" w:space="0" w:color="auto"/>
-              <w:right w:val="single" w:sz="4" w:space="0" w:color="auto"/>
-            </w:tcBorders>
-            <w:shd w:val="clear" w:color="000000" w:fill="FFFFFF"/>
+              <w:jc w:val="right"/>
+              <w:rPr>
+                <w:color w:val="000000"/>
+                <w:sz w:val="22"/>
+                <w:szCs w:val="22"/>
+              </w:rPr>
+            </w:pPr>
+            <w:r>
+              <w:rPr>
+                <w:color w:val="000000"/>
+                <w:sz w:val="22"/>
+                <w:szCs w:val="22"/>
+              </w:rPr>
+              <w:t>5</w:t>
+            </w:r>
+          </w:p>
+        </w:tc>
+        <w:tc>
+          <w:tcPr>
+            <w:tcW w:w="1196" w:type="dxa"/>
+            <w:tcBorders>
+              <w:top w:val="nil"/>
+              <w:left w:val="nil"/>
+              <w:bottom w:val="single" w:sz="4" w:space="0" w:color="auto"/>
+              <w:right w:val="single" w:sz="8" w:space="0" w:color="auto"/>
+            </w:tcBorders>
             <w:noWrap/>
             <w:vAlign w:val="bottom"/>
             <w:hideMark/>
@@ -302,54 +336,25 @@
             <w:pPr>
               <w:jc w:val="right"/>
               <w:rPr>
-                <w:rFonts w:asciiTheme="minorHAnsi" w:hAnsiTheme="minorHAnsi" w:cstheme="minorHAnsi"/>
-                <w:color w:val="000000"/>
-              </w:rPr>
-            </w:pPr>
-            <w:r>
-              <w:rPr>
-                <w:rFonts w:asciiTheme="minorHAnsi" w:hAnsiTheme="minorHAnsi" w:cstheme="minorHAnsi"/>
-                <w:color w:val="000000"/>
-              </w:rPr>
-              <w:t>10</w:t>
-            </w:r>
-          </w:p>
-        </w:tc>
-        <w:tc>
-          <w:tcPr>
-            <w:tcW w:w="1196" w:type="dxa"/>
-            <w:tcBorders>
-              <w:top w:val="nil"/>
-              <w:left w:val="nil"/>
-              <w:bottom w:val="single" w:sz="4" w:space="0" w:color="auto"/>
-              <w:right w:val="single" w:sz="8" w:space="0" w:color="auto"/>
-            </w:tcBorders>
-            <w:shd w:val="clear" w:color="auto" w:fill="auto"/>
-            <w:noWrap/>
-            <w:vAlign w:val="bottom"/>
-            <w:hideMark/>
-          </w:tcPr>
-          <w:p>
-            <w:pPr>
-              <w:jc w:val="right"/>
-              <w:rPr>
-                <w:rFonts w:asciiTheme="minorHAnsi" w:hAnsiTheme="minorHAnsi" w:cstheme="minorHAnsi"/>
-                <w:color w:val="000000"/>
-              </w:rPr>
-            </w:pPr>
-            <w:r>
-              <w:rPr>
-                <w:rFonts w:asciiTheme="minorHAnsi" w:hAnsiTheme="minorHAnsi" w:cstheme="minorHAnsi"/>
-                <w:color w:val="000000"/>
-              </w:rPr>
-              <w:t>3</w:t>
+                <w:color w:val="000000"/>
+                <w:sz w:val="22"/>
+                <w:szCs w:val="22"/>
+              </w:rPr>
+            </w:pPr>
+            <w:r>
+              <w:rPr>
+                <w:color w:val="000000"/>
+                <w:sz w:val="22"/>
+                <w:szCs w:val="22"/>
+              </w:rPr>
+              <w:t xml:space="preserve">3 </w:t>
             </w:r>
           </w:p>
         </w:tc>
       </w:tr>
       <w:tr>
         <w:trPr>
-          <w:trHeight w:val="353"/>
+          <w:trHeight w:val="62"/>
         </w:trPr>
         <w:tc>
           <w:tcPr>
@@ -360,53 +365,44 @@
               <w:bottom w:val="single" w:sz="4" w:space="0" w:color="auto"/>
               <w:right w:val="single" w:sz="4" w:space="0" w:color="auto"/>
             </w:tcBorders>
-            <w:shd w:val="clear" w:color="auto" w:fill="auto"/>
-            <w:noWrap/>
-            <w:vAlign w:val="bottom"/>
-          </w:tcPr>
-          <w:p>
-            <w:pPr>
-              <w:rPr>
-                <w:rFonts w:asciiTheme="minorHAnsi" w:hAnsiTheme="minorHAnsi" w:cstheme="minorHAnsi"/>
-                <w:color w:val="000000"/>
-              </w:rPr>
-            </w:pPr>
-            <w:r>
-              <w:rPr>
-                <w:rFonts w:asciiTheme="minorHAnsi" w:hAnsiTheme="minorHAnsi" w:cstheme="minorHAnsi"/>
-                <w:color w:val="000000"/>
-              </w:rPr>
-              <w:t>К</w:t>
-            </w:r>
-            <w:r>
-              <w:rPr>
-                <w:rFonts w:asciiTheme="minorHAnsi" w:hAnsiTheme="minorHAnsi" w:cstheme="minorHAnsi"/>
-                <w:color w:val="000000"/>
-              </w:rPr>
-              <w:t>араганда, микрорайон Восток-5, 11/1</w:t>
-            </w:r>
-            <w:r>
-              <w:rPr>
-                <w:rFonts w:asciiTheme="minorHAnsi" w:hAnsiTheme="minorHAnsi" w:cstheme="minorHAnsi"/>
-                <w:color w:val="000000"/>
-              </w:rPr>
-              <w:t xml:space="preserve"> (ЖК </w:t>
-            </w:r>
-            <w:proofErr w:type="spellStart"/>
-            <w:r>
-              <w:rPr>
-                <w:rFonts w:asciiTheme="minorHAnsi" w:hAnsiTheme="minorHAnsi" w:cstheme="minorHAnsi"/>
-                <w:color w:val="000000"/>
-              </w:rPr>
-              <w:t>Каусар</w:t>
-            </w:r>
-            <w:proofErr w:type="spellEnd"/>
-            <w:r>
-              <w:rPr>
-                <w:rFonts w:asciiTheme="minorHAnsi" w:hAnsiTheme="minorHAnsi" w:cstheme="minorHAnsi"/>
-                <w:color w:val="000000"/>
-              </w:rPr>
-              <w:t>)</w:t>
+            <w:noWrap/>
+            <w:vAlign w:val="bottom"/>
+          </w:tcPr>
+          <w:p>
+            <w:pPr>
+              <w:rPr>
+                <w:color w:val="000000"/>
+                <w:sz w:val="22"/>
+                <w:szCs w:val="22"/>
+              </w:rPr>
+            </w:pPr>
+            <w:r>
+              <w:rPr>
+                <w:color w:val="000000"/>
+                <w:sz w:val="22"/>
+                <w:szCs w:val="22"/>
+              </w:rPr>
+              <w:t xml:space="preserve">Караганда, </w:t>
+            </w:r>
+            <w:r>
+              <w:rPr>
+                <w:color w:val="262626"/>
+                <w:spacing w:val="-9"/>
+                <w:sz w:val="22"/>
+                <w:szCs w:val="22"/>
+                <w:shd w:val="clear" w:color="auto" w:fill="FFFFFF"/>
+              </w:rPr>
+              <w:t>067-й учетный квартал, 456/2</w:t>
+            </w:r>
+            <w:r>
+              <w:rPr>
+                <w:color w:val="262626"/>
+                <w:spacing w:val="-9"/>
+                <w:sz w:val="22"/>
+                <w:szCs w:val="22"/>
+                <w:shd w:val="clear" w:color="auto" w:fill="FFFFFF"/>
+              </w:rPr>
+              <w:t xml:space="preserve"> (ЖК Томирис)</w:t>
             </w:r>
           </w:p>
         </w:tc>
@@ -422,21 +418,24 @@
             <w:shd w:val="clear" w:color="000000" w:fill="FFFFFF"/>
             <w:noWrap/>
             <w:vAlign w:val="bottom"/>
-          </w:tcPr>
-          <w:p>
-            <w:pPr>
-              <w:jc w:val="right"/>
-              <w:rPr>
-                <w:rFonts w:asciiTheme="minorHAnsi" w:hAnsiTheme="minorHAnsi" w:cstheme="minorHAnsi"/>
-                <w:color w:val="000000"/>
-              </w:rPr>
-            </w:pPr>
-            <w:r>
-              <w:rPr>
-                <w:rFonts w:asciiTheme="minorHAnsi" w:hAnsiTheme="minorHAnsi" w:cstheme="minorHAnsi"/>
-                <w:color w:val="000000"/>
-              </w:rPr>
-              <w:t>2</w:t>
+            <w:hideMark/>
+          </w:tcPr>
+          <w:p>
+            <w:pPr>
+              <w:jc w:val="right"/>
+              <w:rPr>
+                <w:color w:val="000000"/>
+                <w:sz w:val="22"/>
+                <w:szCs w:val="22"/>
+              </w:rPr>
+            </w:pPr>
+            <w:r>
+              <w:rPr>
+                <w:color w:val="000000"/>
+                <w:sz w:val="22"/>
+                <w:szCs w:val="22"/>
+              </w:rPr>
+              <w:t>6</w:t>
             </w:r>
           </w:p>
         </w:tc>
@@ -449,7 +448,6 @@
               <w:bottom w:val="single" w:sz="4" w:space="0" w:color="auto"/>
               <w:right w:val="single" w:sz="8" w:space="0" w:color="auto"/>
             </w:tcBorders>
-            <w:shd w:val="clear" w:color="auto" w:fill="auto"/>
             <w:noWrap/>
             <w:vAlign w:val="bottom"/>
             <w:hideMark/>
@@ -458,30 +456,25 @@
             <w:pPr>
               <w:jc w:val="right"/>
               <w:rPr>
-                <w:rFonts w:asciiTheme="minorHAnsi" w:hAnsiTheme="minorHAnsi" w:cstheme="minorHAnsi"/>
-                <w:color w:val="000000"/>
-              </w:rPr>
-            </w:pPr>
-            <w:r>
-              <w:rPr>
-                <w:rFonts w:ascii="Calibri" w:hAnsi="Calibri" w:cs="Calibri"/>
-                <w:color w:val="000000"/>
-              </w:rPr>
-              <w:t>3</w:t>
-            </w:r>
-            <w:r>
-              <w:rPr>
-                <w:rFonts w:asciiTheme="minorHAnsi" w:hAnsiTheme="minorHAnsi" w:cstheme="minorHAnsi"/>
-                <w:color w:val="000000"/>
-              </w:rPr>
-              <w:t xml:space="preserve">  </w:t>
+                <w:color w:val="000000"/>
+                <w:sz w:val="22"/>
+                <w:szCs w:val="22"/>
+              </w:rPr>
+            </w:pPr>
+            <w:r>
+              <w:rPr>
+                <w:color w:val="000000"/>
+                <w:sz w:val="22"/>
+                <w:szCs w:val="22"/>
+              </w:rPr>
+              <w:t xml:space="preserve">3 </w:t>
             </w:r>
           </w:p>
         </w:tc>
       </w:tr>
       <w:tr>
         <w:trPr>
-          <w:trHeight w:val="353"/>
+          <w:trHeight w:val="38"/>
         </w:trPr>
         <w:tc>
           <w:tcPr>
@@ -492,76 +485,87 @@
               <w:bottom w:val="single" w:sz="4" w:space="0" w:color="auto"/>
               <w:right w:val="single" w:sz="4" w:space="0" w:color="auto"/>
             </w:tcBorders>
+            <w:noWrap/>
+            <w:vAlign w:val="bottom"/>
+          </w:tcPr>
+          <w:p>
+            <w:pPr>
+              <w:rPr>
+                <w:color w:val="000000"/>
+                <w:sz w:val="22"/>
+                <w:szCs w:val="22"/>
+              </w:rPr>
+            </w:pPr>
+            <w:r>
+              <w:rPr>
+                <w:color w:val="262626"/>
+                <w:spacing w:val="-9"/>
+                <w:sz w:val="22"/>
+                <w:szCs w:val="22"/>
+                <w:shd w:val="clear" w:color="auto" w:fill="FFFFFF"/>
+              </w:rPr>
+              <w:t>​</w:t>
+            </w:r>
+            <w:r>
+              <w:rPr>
+                <w:color w:val="000000"/>
+                <w:sz w:val="22"/>
+                <w:szCs w:val="22"/>
+              </w:rPr>
+              <w:t xml:space="preserve">Караганда, </w:t>
+            </w:r>
+            <w:r>
+              <w:rPr>
+                <w:color w:val="262626"/>
+                <w:spacing w:val="-9"/>
+                <w:sz w:val="22"/>
+                <w:szCs w:val="22"/>
+                <w:shd w:val="clear" w:color="auto" w:fill="FFFFFF"/>
+              </w:rPr>
+              <w:t>067-й учетный квартал, 456/3</w:t>
+            </w:r>
+            <w:r>
+              <w:rPr>
+                <w:color w:val="262626"/>
+                <w:spacing w:val="-9"/>
+                <w:sz w:val="22"/>
+                <w:szCs w:val="22"/>
+                <w:shd w:val="clear" w:color="auto" w:fill="FFFFFF"/>
+              </w:rPr>
+              <w:t xml:space="preserve"> (ЖК Томирис)</w:t>
+            </w:r>
+          </w:p>
+        </w:tc>
+        <w:tc>
+          <w:tcPr>
+            <w:tcW w:w="993" w:type="dxa"/>
+            <w:tcBorders>
+              <w:top w:val="nil"/>
+              <w:left w:val="nil"/>
+              <w:bottom w:val="single" w:sz="4" w:space="0" w:color="auto"/>
+              <w:right w:val="single" w:sz="4" w:space="0" w:color="auto"/>
+            </w:tcBorders>
             <w:shd w:val="clear" w:color="000000" w:fill="FFFFFF"/>
             <w:noWrap/>
             <w:vAlign w:val="bottom"/>
-          </w:tcPr>
-          <w:p>
-            <w:pPr>
-              <w:rPr>
-                <w:rFonts w:asciiTheme="minorHAnsi" w:hAnsiTheme="minorHAnsi" w:cstheme="minorHAnsi"/>
-                <w:color w:val="000000"/>
-              </w:rPr>
-            </w:pPr>
-            <w:r>
-              <w:rPr>
-                <w:rFonts w:asciiTheme="minorHAnsi" w:hAnsiTheme="minorHAnsi" w:cstheme="minorHAnsi"/>
-                <w:color w:val="000000"/>
-              </w:rPr>
-              <w:t xml:space="preserve">Караганда, микрорайон Гульдер-1, </w:t>
-            </w:r>
-            <w:r>
-              <w:rPr>
-                <w:rFonts w:asciiTheme="minorHAnsi" w:hAnsiTheme="minorHAnsi" w:cstheme="minorHAnsi"/>
-                <w:color w:val="000000"/>
-              </w:rPr>
-              <w:t xml:space="preserve">1/4 (ЖК </w:t>
-            </w:r>
-            <w:proofErr w:type="spellStart"/>
-            <w:r>
-              <w:rPr>
-                <w:rFonts w:asciiTheme="minorHAnsi" w:hAnsiTheme="minorHAnsi" w:cstheme="minorHAnsi"/>
-                <w:color w:val="000000"/>
-              </w:rPr>
-              <w:t>Гульдер</w:t>
-            </w:r>
-            <w:proofErr w:type="spellEnd"/>
-            <w:r>
-              <w:rPr>
-                <w:rFonts w:asciiTheme="minorHAnsi" w:hAnsiTheme="minorHAnsi" w:cstheme="minorHAnsi"/>
-                <w:color w:val="000000"/>
-              </w:rPr>
-              <w:t xml:space="preserve">) </w:t>
-            </w:r>
-          </w:p>
-        </w:tc>
-        <w:tc>
-          <w:tcPr>
-            <w:tcW w:w="993" w:type="dxa"/>
-            <w:tcBorders>
-              <w:top w:val="nil"/>
-              <w:left w:val="nil"/>
-              <w:bottom w:val="single" w:sz="4" w:space="0" w:color="auto"/>
-              <w:right w:val="single" w:sz="4" w:space="0" w:color="auto"/>
-            </w:tcBorders>
-            <w:shd w:val="clear" w:color="000000" w:fill="FFFFFF"/>
-            <w:noWrap/>
-            <w:vAlign w:val="bottom"/>
-          </w:tcPr>
-          <w:p>
-            <w:pPr>
-              <w:jc w:val="right"/>
-              <w:rPr>
-                <w:rFonts w:asciiTheme="minorHAnsi" w:hAnsiTheme="minorHAnsi" w:cstheme="minorHAnsi"/>
-                <w:color w:val="000000"/>
-              </w:rPr>
-            </w:pPr>
-            <w:r>
-              <w:rPr>
-                <w:rFonts w:asciiTheme="minorHAnsi" w:hAnsiTheme="minorHAnsi" w:cstheme="minorHAnsi"/>
-                <w:color w:val="000000"/>
-              </w:rPr>
-              <w:t>3</w:t>
+            <w:hideMark/>
+          </w:tcPr>
+          <w:p>
+            <w:pPr>
+              <w:jc w:val="right"/>
+              <w:rPr>
+                <w:color w:val="000000"/>
+                <w:sz w:val="22"/>
+                <w:szCs w:val="22"/>
+              </w:rPr>
+            </w:pPr>
+            <w:r>
+              <w:rPr>
+                <w:color w:val="000000"/>
+                <w:sz w:val="22"/>
+                <w:szCs w:val="22"/>
+              </w:rPr>
+              <w:t>6</w:t>
             </w:r>
           </w:p>
         </w:tc>
@@ -574,7 +578,6 @@
               <w:bottom w:val="single" w:sz="4" w:space="0" w:color="auto"/>
               <w:right w:val="single" w:sz="8" w:space="0" w:color="auto"/>
             </w:tcBorders>
-            <w:shd w:val="clear" w:color="auto" w:fill="auto"/>
             <w:noWrap/>
             <w:vAlign w:val="bottom"/>
             <w:hideMark/>
@@ -583,30 +586,25 @@
             <w:pPr>
               <w:jc w:val="right"/>
               <w:rPr>
-                <w:rFonts w:asciiTheme="minorHAnsi" w:hAnsiTheme="minorHAnsi" w:cstheme="minorHAnsi"/>
-                <w:color w:val="000000"/>
-              </w:rPr>
-            </w:pPr>
-            <w:r>
-              <w:rPr>
-                <w:rFonts w:ascii="Calibri" w:hAnsi="Calibri" w:cs="Calibri"/>
-                <w:color w:val="000000"/>
-              </w:rPr>
-              <w:t>3</w:t>
-            </w:r>
-            <w:r>
-              <w:rPr>
-                <w:rFonts w:asciiTheme="minorHAnsi" w:hAnsiTheme="minorHAnsi" w:cstheme="minorHAnsi"/>
-                <w:color w:val="000000"/>
-              </w:rPr>
-              <w:t xml:space="preserve">  </w:t>
+                <w:color w:val="000000"/>
+                <w:sz w:val="22"/>
+                <w:szCs w:val="22"/>
+              </w:rPr>
+            </w:pPr>
+            <w:r>
+              <w:rPr>
+                <w:color w:val="000000"/>
+                <w:sz w:val="22"/>
+                <w:szCs w:val="22"/>
+              </w:rPr>
+              <w:t xml:space="preserve">3 </w:t>
             </w:r>
           </w:p>
         </w:tc>
       </w:tr>
       <w:tr>
         <w:trPr>
-          <w:trHeight w:val="353"/>
+          <w:trHeight w:val="38"/>
         </w:trPr>
         <w:tc>
           <w:tcPr>
@@ -617,68 +615,44 @@
               <w:bottom w:val="single" w:sz="4" w:space="0" w:color="auto"/>
               <w:right w:val="single" w:sz="4" w:space="0" w:color="auto"/>
             </w:tcBorders>
-            <w:shd w:val="clear" w:color="000000" w:fill="FFFFFF"/>
-            <w:noWrap/>
-            <w:vAlign w:val="bottom"/>
-          </w:tcPr>
-          <w:p>
-            <w:pPr>
-              <w:rPr>
-                <w:rFonts w:asciiTheme="minorHAnsi" w:hAnsiTheme="minorHAnsi" w:cstheme="minorHAnsi"/>
-                <w:color w:val="000000"/>
-              </w:rPr>
-            </w:pPr>
-            <w:r>
-              <w:rPr>
-                <w:rFonts w:asciiTheme="minorHAnsi" w:hAnsiTheme="minorHAnsi" w:cstheme="minorHAnsi"/>
-                <w:color w:val="000000"/>
-              </w:rPr>
-              <w:t>Караганда,</w:t>
-            </w:r>
-            <w:r>
-              <w:rPr>
-                <w:rFonts w:asciiTheme="minorHAnsi" w:hAnsiTheme="minorHAnsi" w:cstheme="minorHAnsi"/>
-                <w:color w:val="000000"/>
-              </w:rPr>
-              <w:t xml:space="preserve"> </w:t>
-            </w:r>
-            <w:r>
-              <w:rPr>
-                <w:rFonts w:asciiTheme="minorHAnsi" w:hAnsiTheme="minorHAnsi" w:cstheme="minorHAnsi"/>
+            <w:noWrap/>
+            <w:vAlign w:val="bottom"/>
+          </w:tcPr>
+          <w:p>
+            <w:pPr>
+              <w:rPr>
+                <w:color w:val="000000"/>
+                <w:sz w:val="22"/>
+                <w:szCs w:val="22"/>
+              </w:rPr>
+            </w:pPr>
+            <w:r>
+              <w:rPr>
+                <w:color w:val="000000"/>
+                <w:sz w:val="22"/>
+                <w:szCs w:val="22"/>
+              </w:rPr>
+              <w:t xml:space="preserve">Караганда, </w:t>
+            </w:r>
+            <w:r>
+              <w:rPr>
                 <w:color w:val="262626"/>
                 <w:spacing w:val="-9"/>
+                <w:sz w:val="22"/>
+                <w:szCs w:val="22"/>
                 <w:shd w:val="clear" w:color="auto" w:fill="FFFFFF"/>
               </w:rPr>
-              <w:t>067-й учетный квартал, 456/1</w:t>
-            </w:r>
-            <w:r>
-              <w:rPr>
-                <w:rFonts w:asciiTheme="minorHAnsi" w:hAnsiTheme="minorHAnsi" w:cstheme="minorHAnsi"/>
+              <w:t>067-й учетный квартал, 456/4</w:t>
+            </w:r>
+            <w:r>
+              <w:rPr>
                 <w:color w:val="262626"/>
                 <w:spacing w:val="-9"/>
+                <w:sz w:val="22"/>
+                <w:szCs w:val="22"/>
                 <w:shd w:val="clear" w:color="auto" w:fill="FFFFFF"/>
               </w:rPr>
-              <w:t xml:space="preserve"> (ЖК </w:t>
-            </w:r>
-            <w:proofErr w:type="spellStart"/>
-            <w:r>
-              <w:rPr>
-                <w:rFonts w:asciiTheme="minorHAnsi" w:hAnsiTheme="minorHAnsi" w:cstheme="minorHAnsi"/>
-                <w:color w:val="262626"/>
-                <w:spacing w:val="-9"/>
-                <w:shd w:val="clear" w:color="auto" w:fill="FFFFFF"/>
-              </w:rPr>
-              <w:t>Томирис</w:t>
-            </w:r>
-            <w:proofErr w:type="spellEnd"/>
-            <w:r>
-              <w:rPr>
-                <w:rFonts w:asciiTheme="minorHAnsi" w:hAnsiTheme="minorHAnsi" w:cstheme="minorHAnsi"/>
-                <w:color w:val="262626"/>
-                <w:spacing w:val="-9"/>
-                <w:shd w:val="clear" w:color="auto" w:fill="FFFFFF"/>
-              </w:rPr>
-              <w:t>)</w:t>
+              <w:t xml:space="preserve"> (ЖК Томирис)</w:t>
             </w:r>
           </w:p>
         </w:tc>
@@ -700,14 +674,16 @@
             <w:pPr>
               <w:jc w:val="right"/>
               <w:rPr>
-                <w:rFonts w:asciiTheme="minorHAnsi" w:hAnsiTheme="minorHAnsi" w:cstheme="minorHAnsi"/>
-                <w:color w:val="000000"/>
-              </w:rPr>
-            </w:pPr>
-            <w:r>
-              <w:rPr>
-                <w:rFonts w:asciiTheme="minorHAnsi" w:hAnsiTheme="minorHAnsi" w:cstheme="minorHAnsi"/>
-                <w:color w:val="000000"/>
+                <w:color w:val="000000"/>
+                <w:sz w:val="22"/>
+                <w:szCs w:val="22"/>
+              </w:rPr>
+            </w:pPr>
+            <w:r>
+              <w:rPr>
+                <w:color w:val="000000"/>
+                <w:sz w:val="22"/>
+                <w:szCs w:val="22"/>
               </w:rPr>
               <w:t>6</w:t>
             </w:r>
@@ -722,7 +698,6 @@
               <w:bottom w:val="single" w:sz="4" w:space="0" w:color="auto"/>
               <w:right w:val="single" w:sz="8" w:space="0" w:color="auto"/>
             </w:tcBorders>
-            <w:shd w:val="clear" w:color="auto" w:fill="auto"/>
             <w:noWrap/>
             <w:vAlign w:val="bottom"/>
             <w:hideMark/>
@@ -731,30 +706,25 @@
             <w:pPr>
               <w:jc w:val="right"/>
               <w:rPr>
-                <w:rFonts w:asciiTheme="minorHAnsi" w:hAnsiTheme="minorHAnsi" w:cstheme="minorHAnsi"/>
-                <w:color w:val="000000"/>
-              </w:rPr>
-            </w:pPr>
-            <w:r>
-              <w:rPr>
-                <w:rFonts w:ascii="Calibri" w:hAnsi="Calibri" w:cs="Calibri"/>
-                <w:color w:val="000000"/>
-              </w:rPr>
-              <w:t>3</w:t>
-            </w:r>
-            <w:r>
-              <w:rPr>
-                <w:rFonts w:asciiTheme="minorHAnsi" w:hAnsiTheme="minorHAnsi" w:cstheme="minorHAnsi"/>
-                <w:color w:val="000000"/>
-              </w:rPr>
-              <w:t xml:space="preserve"> </w:t>
+                <w:color w:val="000000"/>
+                <w:sz w:val="22"/>
+                <w:szCs w:val="22"/>
+              </w:rPr>
+            </w:pPr>
+            <w:r>
+              <w:rPr>
+                <w:color w:val="000000"/>
+                <w:sz w:val="22"/>
+                <w:szCs w:val="22"/>
+              </w:rPr>
+              <w:t xml:space="preserve">3  </w:t>
             </w:r>
           </w:p>
         </w:tc>
       </w:tr>
       <w:tr>
         <w:trPr>
-          <w:trHeight w:val="353"/>
+          <w:trHeight w:val="38"/>
         </w:trPr>
         <w:tc>
           <w:tcPr>
@@ -765,68 +735,44 @@
               <w:bottom w:val="single" w:sz="4" w:space="0" w:color="auto"/>
               <w:right w:val="single" w:sz="4" w:space="0" w:color="auto"/>
             </w:tcBorders>
-            <w:shd w:val="clear" w:color="auto" w:fill="auto"/>
-            <w:noWrap/>
-            <w:vAlign w:val="bottom"/>
-          </w:tcPr>
-          <w:p>
-            <w:pPr>
-              <w:rPr>
-                <w:rFonts w:asciiTheme="minorHAnsi" w:hAnsiTheme="minorHAnsi" w:cstheme="minorHAnsi"/>
-                <w:color w:val="000000"/>
-              </w:rPr>
-            </w:pPr>
-            <w:r>
-              <w:rPr>
-                <w:rFonts w:asciiTheme="minorHAnsi" w:hAnsiTheme="minorHAnsi" w:cstheme="minorHAnsi"/>
-                <w:color w:val="000000"/>
-              </w:rPr>
-              <w:t>Караганда,</w:t>
-            </w:r>
-            <w:r>
-              <w:rPr>
-                <w:rFonts w:asciiTheme="minorHAnsi" w:hAnsiTheme="minorHAnsi" w:cstheme="minorHAnsi"/>
-                <w:color w:val="000000"/>
-              </w:rPr>
-              <w:t xml:space="preserve"> </w:t>
-            </w:r>
-            <w:r>
-              <w:rPr>
-                <w:rFonts w:asciiTheme="minorHAnsi" w:hAnsiTheme="minorHAnsi" w:cstheme="minorHAnsi"/>
+            <w:noWrap/>
+            <w:vAlign w:val="bottom"/>
+          </w:tcPr>
+          <w:p>
+            <w:pPr>
+              <w:rPr>
+                <w:color w:val="000000"/>
+                <w:sz w:val="22"/>
+                <w:szCs w:val="22"/>
+              </w:rPr>
+            </w:pPr>
+            <w:r>
+              <w:rPr>
+                <w:color w:val="000000"/>
+                <w:sz w:val="22"/>
+                <w:szCs w:val="22"/>
+              </w:rPr>
+              <w:t xml:space="preserve">Караганда, </w:t>
+            </w:r>
+            <w:r>
+              <w:rPr>
                 <w:color w:val="262626"/>
                 <w:spacing w:val="-9"/>
+                <w:sz w:val="22"/>
+                <w:szCs w:val="22"/>
                 <w:shd w:val="clear" w:color="auto" w:fill="FFFFFF"/>
               </w:rPr>
-              <w:t>067-й учетный квартал, 456/2</w:t>
-            </w:r>
-            <w:r>
-              <w:rPr>
-                <w:rFonts w:asciiTheme="minorHAnsi" w:hAnsiTheme="minorHAnsi" w:cstheme="minorHAnsi"/>
+              <w:t>067-й учетный квартал, 456/5</w:t>
+            </w:r>
+            <w:r>
+              <w:rPr>
                 <w:color w:val="262626"/>
                 <w:spacing w:val="-9"/>
+                <w:sz w:val="22"/>
+                <w:szCs w:val="22"/>
                 <w:shd w:val="clear" w:color="auto" w:fill="FFFFFF"/>
               </w:rPr>
-              <w:t xml:space="preserve"> (ЖК </w:t>
-            </w:r>
-            <w:proofErr w:type="spellStart"/>
-            <w:r>
-              <w:rPr>
-                <w:rFonts w:asciiTheme="minorHAnsi" w:hAnsiTheme="minorHAnsi" w:cstheme="minorHAnsi"/>
-                <w:color w:val="262626"/>
-                <w:spacing w:val="-9"/>
-                <w:shd w:val="clear" w:color="auto" w:fill="FFFFFF"/>
-              </w:rPr>
-              <w:t>Томирис</w:t>
-            </w:r>
-            <w:proofErr w:type="spellEnd"/>
-            <w:r>
-              <w:rPr>
-                <w:rFonts w:asciiTheme="minorHAnsi" w:hAnsiTheme="minorHAnsi" w:cstheme="minorHAnsi"/>
-                <w:color w:val="262626"/>
-                <w:spacing w:val="-9"/>
-                <w:shd w:val="clear" w:color="auto" w:fill="FFFFFF"/>
-              </w:rPr>
-              <w:t>)</w:t>
+              <w:t xml:space="preserve"> (ЖК Томирис)</w:t>
             </w:r>
           </w:p>
         </w:tc>
@@ -842,20 +788,21 @@
             <w:shd w:val="clear" w:color="000000" w:fill="FFFFFF"/>
             <w:noWrap/>
             <w:vAlign w:val="bottom"/>
-            <w:hideMark/>
-          </w:tcPr>
-          <w:p>
-            <w:pPr>
-              <w:jc w:val="right"/>
-              <w:rPr>
-                <w:rFonts w:asciiTheme="minorHAnsi" w:hAnsiTheme="minorHAnsi" w:cstheme="minorHAnsi"/>
-                <w:color w:val="000000"/>
-              </w:rPr>
-            </w:pPr>
-            <w:r>
-              <w:rPr>
-                <w:rFonts w:asciiTheme="minorHAnsi" w:hAnsiTheme="minorHAnsi" w:cstheme="minorHAnsi"/>
-                <w:color w:val="000000"/>
+          </w:tcPr>
+          <w:p>
+            <w:pPr>
+              <w:jc w:val="right"/>
+              <w:rPr>
+                <w:color w:val="000000"/>
+                <w:sz w:val="22"/>
+                <w:szCs w:val="22"/>
+              </w:rPr>
+            </w:pPr>
+            <w:r>
+              <w:rPr>
+                <w:color w:val="000000"/>
+                <w:sz w:val="22"/>
+                <w:szCs w:val="22"/>
               </w:rPr>
               <w:t>6</w:t>
             </w:r>
@@ -870,39 +817,32 @@
               <w:bottom w:val="single" w:sz="4" w:space="0" w:color="auto"/>
               <w:right w:val="single" w:sz="8" w:space="0" w:color="auto"/>
             </w:tcBorders>
-            <w:shd w:val="clear" w:color="auto" w:fill="auto"/>
-            <w:noWrap/>
-            <w:vAlign w:val="bottom"/>
-            <w:hideMark/>
-          </w:tcPr>
-          <w:p>
-            <w:pPr>
-              <w:jc w:val="right"/>
-              <w:rPr>
-                <w:rFonts w:asciiTheme="minorHAnsi" w:hAnsiTheme="minorHAnsi" w:cstheme="minorHAnsi"/>
-                <w:color w:val="000000"/>
-              </w:rPr>
-            </w:pPr>
-            <w:r>
-              <w:rPr>
-                <w:rFonts w:ascii="Calibri" w:hAnsi="Calibri" w:cs="Calibri"/>
-                <w:color w:val="000000"/>
+            <w:noWrap/>
+            <w:vAlign w:val="bottom"/>
+          </w:tcPr>
+          <w:p>
+            <w:pPr>
+              <w:jc w:val="right"/>
+              <w:rPr>
+                <w:color w:val="000000"/>
+                <w:sz w:val="22"/>
+                <w:szCs w:val="22"/>
+              </w:rPr>
+            </w:pPr>
+            <w:r>
+              <w:rPr>
+                <w:color w:val="000000"/>
+                <w:sz w:val="22"/>
+                <w:szCs w:val="22"/>
               </w:rPr>
               <w:t>3</w:t>
-            </w:r>
-            <w:r>
-              <w:rPr>
-                <w:rFonts w:asciiTheme="minorHAnsi" w:hAnsiTheme="minorHAnsi" w:cstheme="minorHAnsi"/>
-                <w:color w:val="000000"/>
-              </w:rPr>
-              <w:t xml:space="preserve"> </w:t>
             </w:r>
           </w:p>
         </w:tc>
       </w:tr>
       <w:tr>
         <w:trPr>
-          <w:trHeight w:val="353"/>
+          <w:trHeight w:val="147"/>
         </w:trPr>
         <w:tc>
           <w:tcPr>
@@ -913,77 +853,32 @@
               <w:bottom w:val="single" w:sz="4" w:space="0" w:color="auto"/>
               <w:right w:val="single" w:sz="4" w:space="0" w:color="auto"/>
             </w:tcBorders>
-            <w:shd w:val="clear" w:color="auto" w:fill="auto"/>
-            <w:noWrap/>
-            <w:vAlign w:val="bottom"/>
-          </w:tcPr>
-          <w:p>
-            <w:pPr>
-              <w:rPr>
-                <w:rFonts w:asciiTheme="minorHAnsi" w:hAnsiTheme="minorHAnsi" w:cstheme="minorHAnsi"/>
-                <w:color w:val="000000"/>
-              </w:rPr>
-            </w:pPr>
-            <w:r>
-              <w:rPr>
-                <w:rFonts w:asciiTheme="minorHAnsi" w:hAnsiTheme="minorHAnsi" w:cstheme="minorHAnsi"/>
-                <w:color w:val="262626"/>
-                <w:spacing w:val="-9"/>
-                <w:shd w:val="clear" w:color="auto" w:fill="FFFFFF"/>
-              </w:rPr>
-              <w:t>​</w:t>
-            </w:r>
-            <w:r>
-              <w:rPr>
-                <w:rFonts w:asciiTheme="minorHAnsi" w:hAnsiTheme="minorHAnsi" w:cstheme="minorHAnsi"/>
-                <w:color w:val="000000"/>
-              </w:rPr>
-              <w:t>Караганда,</w:t>
-            </w:r>
-            <w:r>
-              <w:rPr>
-                <w:rFonts w:asciiTheme="minorHAnsi" w:hAnsiTheme="minorHAnsi" w:cstheme="minorHAnsi"/>
-                <w:color w:val="000000"/>
-              </w:rPr>
-              <w:t xml:space="preserve"> </w:t>
-            </w:r>
-            <w:r>
-              <w:rPr>
-                <w:rFonts w:asciiTheme="minorHAnsi" w:hAnsiTheme="minorHAnsi" w:cstheme="minorHAnsi"/>
-                <w:color w:val="262626"/>
-                <w:spacing w:val="-9"/>
-                <w:shd w:val="clear" w:color="auto" w:fill="FFFFFF"/>
-              </w:rPr>
-              <w:t>067-й учетный квартал, 456/3</w:t>
-            </w:r>
-            <w:r>
-              <w:rPr>
-                <w:rFonts w:asciiTheme="minorHAnsi" w:hAnsiTheme="minorHAnsi" w:cstheme="minorHAnsi"/>
-                <w:color w:val="262626"/>
-                <w:spacing w:val="-9"/>
-                <w:shd w:val="clear" w:color="auto" w:fill="FFFFFF"/>
-              </w:rPr>
-              <w:t xml:space="preserve"> (ЖК </w:t>
-            </w:r>
-            <w:proofErr w:type="spellStart"/>
-            <w:r>
-              <w:rPr>
-                <w:rFonts w:asciiTheme="minorHAnsi" w:hAnsiTheme="minorHAnsi" w:cstheme="minorHAnsi"/>
-                <w:color w:val="262626"/>
-                <w:spacing w:val="-9"/>
-                <w:shd w:val="clear" w:color="auto" w:fill="FFFFFF"/>
-              </w:rPr>
-              <w:t>Томирис</w:t>
-            </w:r>
-            <w:proofErr w:type="spellEnd"/>
-            <w:r>
-              <w:rPr>
-                <w:rFonts w:asciiTheme="minorHAnsi" w:hAnsiTheme="minorHAnsi" w:cstheme="minorHAnsi"/>
-                <w:color w:val="262626"/>
-                <w:spacing w:val="-9"/>
-                <w:shd w:val="clear" w:color="auto" w:fill="FFFFFF"/>
-              </w:rPr>
-              <w:t>)</w:t>
+            <w:noWrap/>
+            <w:vAlign w:val="bottom"/>
+          </w:tcPr>
+          <w:p>
+            <w:pPr>
+              <w:rPr>
+                <w:color w:val="000000"/>
+                <w:sz w:val="22"/>
+                <w:szCs w:val="22"/>
+              </w:rPr>
+            </w:pPr>
+            <w:r>
+              <w:rPr>
+                <w:color w:val="000000"/>
+                <w:sz w:val="22"/>
+                <w:szCs w:val="22"/>
+              </w:rPr>
+              <w:t>Караганда, 3-я улица, 1/2</w:t>
+            </w:r>
+            <w:r>
+              <w:rPr>
+                <w:color w:val="000000"/>
+                <w:sz w:val="22"/>
+                <w:szCs w:val="22"/>
+              </w:rPr>
+              <w:t xml:space="preserve"> (ЖК Монако 2)</w:t>
             </w:r>
           </w:p>
         </w:tc>
@@ -1005,16 +900,18 @@
             <w:pPr>
               <w:jc w:val="right"/>
               <w:rPr>
-                <w:rFonts w:asciiTheme="minorHAnsi" w:hAnsiTheme="minorHAnsi" w:cstheme="minorHAnsi"/>
-                <w:color w:val="000000"/>
-              </w:rPr>
-            </w:pPr>
-            <w:r>
-              <w:rPr>
-                <w:rFonts w:asciiTheme="minorHAnsi" w:hAnsiTheme="minorHAnsi" w:cstheme="minorHAnsi"/>
-                <w:color w:val="000000"/>
-              </w:rPr>
-              <w:t>6</w:t>
+                <w:color w:val="000000"/>
+                <w:sz w:val="22"/>
+                <w:szCs w:val="22"/>
+              </w:rPr>
+            </w:pPr>
+            <w:r>
+              <w:rPr>
+                <w:color w:val="000000"/>
+                <w:sz w:val="22"/>
+                <w:szCs w:val="22"/>
+              </w:rPr>
+              <w:t>1</w:t>
             </w:r>
           </w:p>
         </w:tc>
@@ -1027,7 +924,6 @@
               <w:bottom w:val="single" w:sz="4" w:space="0" w:color="auto"/>
               <w:right w:val="single" w:sz="8" w:space="0" w:color="auto"/>
             </w:tcBorders>
-            <w:shd w:val="clear" w:color="auto" w:fill="auto"/>
             <w:noWrap/>
             <w:vAlign w:val="bottom"/>
             <w:hideMark/>
@@ -1036,30 +932,25 @@
             <w:pPr>
               <w:jc w:val="right"/>
               <w:rPr>
-                <w:rFonts w:asciiTheme="minorHAnsi" w:hAnsiTheme="minorHAnsi" w:cstheme="minorHAnsi"/>
-                <w:color w:val="000000"/>
-              </w:rPr>
-            </w:pPr>
-            <w:r>
-              <w:rPr>
-                <w:rFonts w:ascii="Calibri" w:hAnsi="Calibri" w:cs="Calibri"/>
-                <w:color w:val="000000"/>
-              </w:rPr>
-              <w:t>3</w:t>
-            </w:r>
-            <w:r>
-              <w:rPr>
-                <w:rFonts w:asciiTheme="minorHAnsi" w:hAnsiTheme="minorHAnsi" w:cstheme="minorHAnsi"/>
-                <w:color w:val="000000"/>
-              </w:rPr>
-              <w:t xml:space="preserve"> </w:t>
+                <w:color w:val="000000"/>
+                <w:sz w:val="22"/>
+                <w:szCs w:val="22"/>
+              </w:rPr>
+            </w:pPr>
+            <w:r>
+              <w:rPr>
+                <w:color w:val="000000"/>
+                <w:sz w:val="22"/>
+                <w:szCs w:val="22"/>
+              </w:rPr>
+              <w:t xml:space="preserve">3 </w:t>
             </w:r>
           </w:p>
         </w:tc>
       </w:tr>
       <w:tr>
         <w:trPr>
-          <w:trHeight w:val="353"/>
+          <w:trHeight w:val="38"/>
         </w:trPr>
         <w:tc>
           <w:tcPr>
@@ -1070,77 +961,32 @@
               <w:bottom w:val="single" w:sz="4" w:space="0" w:color="auto"/>
               <w:right w:val="single" w:sz="4" w:space="0" w:color="auto"/>
             </w:tcBorders>
-            <w:shd w:val="clear" w:color="auto" w:fill="auto"/>
-            <w:noWrap/>
-            <w:vAlign w:val="bottom"/>
-          </w:tcPr>
-          <w:p>
-            <w:pPr>
-              <w:rPr>
-                <w:rFonts w:asciiTheme="minorHAnsi" w:hAnsiTheme="minorHAnsi" w:cstheme="minorHAnsi"/>
-                <w:color w:val="000000"/>
-              </w:rPr>
-            </w:pPr>
-            <w:r>
-              <w:rPr>
-                <w:rFonts w:asciiTheme="minorHAnsi" w:hAnsiTheme="minorHAnsi" w:cstheme="minorHAnsi"/>
-                <w:color w:val="000000"/>
-              </w:rPr>
-              <w:t>Караганда,</w:t>
-            </w:r>
-            <w:r>
-              <w:rPr>
-                <w:rFonts w:asciiTheme="minorHAnsi" w:hAnsiTheme="minorHAnsi" w:cstheme="minorHAnsi"/>
-                <w:color w:val="000000"/>
-              </w:rPr>
-              <w:t xml:space="preserve"> </w:t>
-            </w:r>
-            <w:r>
-              <w:rPr>
-                <w:rFonts w:asciiTheme="minorHAnsi" w:hAnsiTheme="minorHAnsi" w:cstheme="minorHAnsi"/>
-                <w:color w:val="262626"/>
-                <w:spacing w:val="-9"/>
-                <w:shd w:val="clear" w:color="auto" w:fill="FFFFFF"/>
-              </w:rPr>
-              <w:t>067-й учетный квартал, 456/</w:t>
-            </w:r>
-            <w:r>
-              <w:rPr>
-                <w:rFonts w:asciiTheme="minorHAnsi" w:hAnsiTheme="minorHAnsi" w:cstheme="minorHAnsi"/>
-                <w:color w:val="262626"/>
-                <w:spacing w:val="-9"/>
-                <w:shd w:val="clear" w:color="auto" w:fill="FFFFFF"/>
-              </w:rPr>
-              <w:t>4</w:t>
-            </w:r>
-            <w:r>
-              <w:rPr>
-                <w:rFonts w:asciiTheme="minorHAnsi" w:hAnsiTheme="minorHAnsi" w:cstheme="minorHAnsi"/>
-                <w:color w:val="262626"/>
-                <w:spacing w:val="-9"/>
-                <w:shd w:val="clear" w:color="auto" w:fill="FFFFFF"/>
-              </w:rPr>
-              <w:t xml:space="preserve"> (ЖК </w:t>
-            </w:r>
-            <w:proofErr w:type="spellStart"/>
-            <w:r>
-              <w:rPr>
-                <w:rFonts w:asciiTheme="minorHAnsi" w:hAnsiTheme="minorHAnsi" w:cstheme="minorHAnsi"/>
-                <w:color w:val="262626"/>
-                <w:spacing w:val="-9"/>
-                <w:shd w:val="clear" w:color="auto" w:fill="FFFFFF"/>
-              </w:rPr>
-              <w:t>Томирис</w:t>
-            </w:r>
-            <w:proofErr w:type="spellEnd"/>
-            <w:r>
-              <w:rPr>
-                <w:rFonts w:asciiTheme="minorHAnsi" w:hAnsiTheme="minorHAnsi" w:cstheme="minorHAnsi"/>
-                <w:color w:val="262626"/>
-                <w:spacing w:val="-9"/>
-                <w:shd w:val="clear" w:color="auto" w:fill="FFFFFF"/>
-              </w:rPr>
-              <w:t>)</w:t>
+            <w:noWrap/>
+            <w:vAlign w:val="bottom"/>
+          </w:tcPr>
+          <w:p>
+            <w:pPr>
+              <w:rPr>
+                <w:color w:val="000000"/>
+                <w:sz w:val="22"/>
+                <w:szCs w:val="22"/>
+              </w:rPr>
+            </w:pPr>
+            <w:r>
+              <w:rPr>
+                <w:color w:val="000000"/>
+                <w:sz w:val="22"/>
+                <w:szCs w:val="22"/>
+              </w:rPr>
+              <w:t>Караганда, улица Байкена Ашимова, 13</w:t>
+            </w:r>
+            <w:r>
+              <w:rPr>
+                <w:color w:val="000000"/>
+                <w:sz w:val="22"/>
+                <w:szCs w:val="22"/>
+              </w:rPr>
+              <w:t xml:space="preserve"> (ЖК Байсанат 1)</w:t>
             </w:r>
           </w:p>
         </w:tc>
@@ -1162,16 +1008,18 @@
             <w:pPr>
               <w:jc w:val="right"/>
               <w:rPr>
-                <w:rFonts w:asciiTheme="minorHAnsi" w:hAnsiTheme="minorHAnsi" w:cstheme="minorHAnsi"/>
-                <w:color w:val="000000"/>
-              </w:rPr>
-            </w:pPr>
-            <w:r>
-              <w:rPr>
-                <w:rFonts w:asciiTheme="minorHAnsi" w:hAnsiTheme="minorHAnsi" w:cstheme="minorHAnsi"/>
-                <w:color w:val="000000"/>
-              </w:rPr>
-              <w:t>6</w:t>
+                <w:color w:val="000000"/>
+                <w:sz w:val="22"/>
+                <w:szCs w:val="22"/>
+              </w:rPr>
+            </w:pPr>
+            <w:r>
+              <w:rPr>
+                <w:color w:val="000000"/>
+                <w:sz w:val="22"/>
+                <w:szCs w:val="22"/>
+              </w:rPr>
+              <w:t>5</w:t>
             </w:r>
           </w:p>
         </w:tc>
@@ -1184,7 +1032,6 @@
               <w:bottom w:val="single" w:sz="4" w:space="0" w:color="auto"/>
               <w:right w:val="single" w:sz="8" w:space="0" w:color="auto"/>
             </w:tcBorders>
-            <w:shd w:val="clear" w:color="auto" w:fill="auto"/>
             <w:noWrap/>
             <w:vAlign w:val="bottom"/>
             <w:hideMark/>
@@ -1193,30 +1040,25 @@
             <w:pPr>
               <w:jc w:val="right"/>
               <w:rPr>
-                <w:rFonts w:asciiTheme="minorHAnsi" w:hAnsiTheme="minorHAnsi" w:cstheme="minorHAnsi"/>
-                <w:color w:val="000000"/>
-              </w:rPr>
-            </w:pPr>
-            <w:r>
-              <w:rPr>
-                <w:rFonts w:ascii="Calibri" w:hAnsi="Calibri" w:cs="Calibri"/>
-                <w:color w:val="000000"/>
-              </w:rPr>
-              <w:t>3</w:t>
-            </w:r>
-            <w:r>
-              <w:rPr>
-                <w:rFonts w:asciiTheme="minorHAnsi" w:hAnsiTheme="minorHAnsi" w:cstheme="minorHAnsi"/>
-                <w:color w:val="000000"/>
-              </w:rPr>
-              <w:t xml:space="preserve">  </w:t>
+                <w:color w:val="000000"/>
+                <w:sz w:val="22"/>
+                <w:szCs w:val="22"/>
+              </w:rPr>
+            </w:pPr>
+            <w:r>
+              <w:rPr>
+                <w:color w:val="000000"/>
+                <w:sz w:val="22"/>
+                <w:szCs w:val="22"/>
+              </w:rPr>
+              <w:t xml:space="preserve">3  </w:t>
             </w:r>
           </w:p>
         </w:tc>
       </w:tr>
       <w:tr>
         <w:trPr>
-          <w:trHeight w:val="353"/>
+          <w:trHeight w:val="38"/>
         </w:trPr>
         <w:tc>
           <w:tcPr>
@@ -1227,59 +1069,43 @@
               <w:bottom w:val="single" w:sz="4" w:space="0" w:color="auto"/>
               <w:right w:val="single" w:sz="4" w:space="0" w:color="auto"/>
             </w:tcBorders>
-            <w:shd w:val="clear" w:color="auto" w:fill="auto"/>
-            <w:noWrap/>
-            <w:vAlign w:val="bottom"/>
-          </w:tcPr>
-          <w:p>
-            <w:pPr>
-              <w:rPr>
-                <w:rFonts w:asciiTheme="minorHAnsi" w:hAnsiTheme="minorHAnsi" w:cstheme="minorHAnsi"/>
-                <w:color w:val="000000"/>
-              </w:rPr>
-            </w:pPr>
-            <w:r>
-              <w:rPr>
-                <w:rFonts w:asciiTheme="minorHAnsi" w:hAnsiTheme="minorHAnsi" w:cstheme="minorHAnsi"/>
-                <w:color w:val="000000"/>
+            <w:noWrap/>
+            <w:vAlign w:val="bottom"/>
+          </w:tcPr>
+          <w:p>
+            <w:pPr>
+              <w:rPr>
+                <w:color w:val="000000"/>
+                <w:sz w:val="22"/>
+                <w:szCs w:val="22"/>
+              </w:rPr>
+            </w:pPr>
+            <w:r>
+              <w:rPr>
+                <w:color w:val="000000"/>
+                <w:sz w:val="22"/>
+                <w:szCs w:val="22"/>
               </w:rPr>
               <w:t xml:space="preserve">Караганда, </w:t>
             </w:r>
             <w:r>
               <w:rPr>
-                <w:rFonts w:asciiTheme="minorHAnsi" w:hAnsiTheme="minorHAnsi" w:cstheme="minorHAnsi"/>
                 <w:color w:val="262626"/>
                 <w:spacing w:val="-9"/>
+                <w:sz w:val="22"/>
+                <w:szCs w:val="22"/>
                 <w:shd w:val="clear" w:color="auto" w:fill="FFFFFF"/>
               </w:rPr>
-              <w:t>067-й учетный квартал, 456/5</w:t>
-            </w:r>
-            <w:r>
-              <w:rPr>
-                <w:rFonts w:asciiTheme="minorHAnsi" w:hAnsiTheme="minorHAnsi" w:cstheme="minorHAnsi"/>
-                <w:color w:val="262626"/>
-                <w:spacing w:val="-9"/>
-                <w:shd w:val="clear" w:color="auto" w:fill="FFFFFF"/>
-              </w:rPr>
-              <w:t xml:space="preserve"> (ЖК </w:t>
-            </w:r>
-            <w:proofErr w:type="spellStart"/>
-            <w:r>
-              <w:rPr>
-                <w:rFonts w:asciiTheme="minorHAnsi" w:hAnsiTheme="minorHAnsi" w:cstheme="minorHAnsi"/>
-                <w:color w:val="262626"/>
-                <w:spacing w:val="-9"/>
-                <w:shd w:val="clear" w:color="auto" w:fill="FFFFFF"/>
-              </w:rPr>
-              <w:t>Томирис</w:t>
-            </w:r>
-            <w:proofErr w:type="spellEnd"/>
-            <w:r>
-              <w:rPr>
-                <w:rFonts w:asciiTheme="minorHAnsi" w:hAnsiTheme="minorHAnsi" w:cstheme="minorHAnsi"/>
-                <w:color w:val="262626"/>
-                <w:spacing w:val="-9"/>
-                <w:shd w:val="clear" w:color="auto" w:fill="FFFFFF"/>
+              <w:t>Камали Дюсембекова улица, 53/8 (ЖК Жана Сары-Арка</w:t>
+            </w:r>
+            <w:r>
+              <w:rPr>
+                <w:color w:val="000000"/>
+                <w:spacing w:val="-14"/>
+                <w:kern w:val="36"/>
+                <w:sz w:val="22"/>
+                <w:szCs w:val="22"/>
+                <w:bdr w:val="none" w:sz="0" w:space="0" w:color="auto" w:frame="1"/>
               </w:rPr>
               <w:t>)</w:t>
             </w:r>
@@ -1302,16 +1128,18 @@
             <w:pPr>
               <w:jc w:val="right"/>
               <w:rPr>
-                <w:rFonts w:asciiTheme="minorHAnsi" w:hAnsiTheme="minorHAnsi" w:cstheme="minorHAnsi"/>
-                <w:color w:val="000000"/>
-              </w:rPr>
-            </w:pPr>
-            <w:r>
-              <w:rPr>
-                <w:rFonts w:asciiTheme="minorHAnsi" w:hAnsiTheme="minorHAnsi" w:cstheme="minorHAnsi"/>
-                <w:color w:val="000000"/>
-              </w:rPr>
-              <w:t>6</w:t>
+                <w:color w:val="000000"/>
+                <w:sz w:val="22"/>
+                <w:szCs w:val="22"/>
+              </w:rPr>
+            </w:pPr>
+            <w:r>
+              <w:rPr>
+                <w:color w:val="000000"/>
+                <w:sz w:val="22"/>
+                <w:szCs w:val="22"/>
+              </w:rPr>
+              <w:t>3</w:t>
             </w:r>
           </w:p>
         </w:tc>
@@ -1324,31 +1152,32 @@
               <w:bottom w:val="single" w:sz="4" w:space="0" w:color="auto"/>
               <w:right w:val="single" w:sz="8" w:space="0" w:color="auto"/>
             </w:tcBorders>
-            <w:shd w:val="clear" w:color="auto" w:fill="auto"/>
-            <w:noWrap/>
-            <w:vAlign w:val="bottom"/>
-          </w:tcPr>
-          <w:p>
-            <w:pPr>
-              <w:jc w:val="right"/>
-              <w:rPr>
-                <w:rFonts w:ascii="Calibri" w:hAnsi="Calibri" w:cs="Calibri"/>
-                <w:color w:val="000000"/>
-              </w:rPr>
-            </w:pPr>
-            <w:r>
-              <w:rPr>
-                <w:rFonts w:ascii="Calibri" w:hAnsi="Calibri" w:cs="Calibri"/>
-                <w:color w:val="000000"/>
-              </w:rPr>
-              <w:t>3</w:t>
+            <w:noWrap/>
+            <w:vAlign w:val="bottom"/>
+          </w:tcPr>
+          <w:p>
+            <w:pPr>
+              <w:jc w:val="right"/>
+              <w:rPr>
+                <w:color w:val="000000"/>
+                <w:sz w:val="22"/>
+                <w:szCs w:val="22"/>
+              </w:rPr>
+            </w:pPr>
+            <w:r>
+              <w:rPr>
+                <w:color w:val="000000"/>
+                <w:sz w:val="22"/>
+                <w:szCs w:val="22"/>
+              </w:rPr>
+              <w:t xml:space="preserve">3 </w:t>
             </w:r>
           </w:p>
         </w:tc>
       </w:tr>
       <w:tr>
         <w:trPr>
-          <w:trHeight w:val="353"/>
+          <w:trHeight w:val="38"/>
         </w:trPr>
         <w:tc>
           <w:tcPr>
@@ -1359,30 +1188,45 @@
               <w:bottom w:val="single" w:sz="4" w:space="0" w:color="auto"/>
               <w:right w:val="single" w:sz="4" w:space="0" w:color="auto"/>
             </w:tcBorders>
-            <w:shd w:val="clear" w:color="auto" w:fill="auto"/>
-            <w:noWrap/>
-            <w:vAlign w:val="bottom"/>
-          </w:tcPr>
-          <w:p>
-            <w:pPr>
-              <w:rPr>
-                <w:rFonts w:asciiTheme="minorHAnsi" w:hAnsiTheme="minorHAnsi" w:cstheme="minorHAnsi"/>
-                <w:color w:val="000000"/>
-              </w:rPr>
-            </w:pPr>
-            <w:r>
-              <w:rPr>
-                <w:rFonts w:asciiTheme="minorHAnsi" w:hAnsiTheme="minorHAnsi" w:cstheme="minorHAnsi"/>
-                <w:color w:val="000000"/>
-              </w:rPr>
-              <w:t>Караганда, 3-я улица, 1/2</w:t>
-            </w:r>
-            <w:r>
-              <w:rPr>
-                <w:rFonts w:asciiTheme="minorHAnsi" w:hAnsiTheme="minorHAnsi" w:cstheme="minorHAnsi"/>
-                <w:color w:val="000000"/>
-              </w:rPr>
-              <w:t xml:space="preserve"> (ЖК Монако 2)</w:t>
+            <w:noWrap/>
+            <w:vAlign w:val="bottom"/>
+          </w:tcPr>
+          <w:p>
+            <w:pPr>
+              <w:rPr>
+                <w:color w:val="000000"/>
+                <w:sz w:val="22"/>
+                <w:szCs w:val="22"/>
+              </w:rPr>
+            </w:pPr>
+            <w:r>
+              <w:rPr>
+                <w:color w:val="000000"/>
+                <w:sz w:val="22"/>
+                <w:szCs w:val="22"/>
+              </w:rPr>
+              <w:t xml:space="preserve">Караганда, </w:t>
+            </w:r>
+            <w:r>
+              <w:rPr>
+                <w:color w:val="262626"/>
+                <w:spacing w:val="-9"/>
+                <w:sz w:val="22"/>
+                <w:szCs w:val="22"/>
+                <w:shd w:val="clear" w:color="auto" w:fill="FFFFFF"/>
+              </w:rPr>
+              <w:t>Камали Дюсембекова улица, 53а (ЖК Жана Сары-Арка</w:t>
+            </w:r>
+            <w:r>
+              <w:rPr>
+                <w:color w:val="000000"/>
+                <w:spacing w:val="-14"/>
+                <w:kern w:val="36"/>
+                <w:sz w:val="22"/>
+                <w:szCs w:val="22"/>
+                <w:bdr w:val="none" w:sz="0" w:space="0" w:color="auto" w:frame="1"/>
+              </w:rPr>
+              <w:t>)</w:t>
             </w:r>
           </w:p>
         </w:tc>
@@ -1398,22 +1242,23 @@
             <w:shd w:val="clear" w:color="000000" w:fill="FFFFFF"/>
             <w:noWrap/>
             <w:vAlign w:val="bottom"/>
-            <w:hideMark/>
-          </w:tcPr>
-          <w:p>
-            <w:pPr>
-              <w:jc w:val="right"/>
-              <w:rPr>
-                <w:rFonts w:asciiTheme="minorHAnsi" w:hAnsiTheme="minorHAnsi" w:cstheme="minorHAnsi"/>
-                <w:color w:val="000000"/>
-              </w:rPr>
-            </w:pPr>
-            <w:r>
-              <w:rPr>
-                <w:rFonts w:asciiTheme="minorHAnsi" w:hAnsiTheme="minorHAnsi" w:cstheme="minorHAnsi"/>
-                <w:color w:val="000000"/>
-              </w:rPr>
-              <w:t>1</w:t>
+          </w:tcPr>
+          <w:p>
+            <w:pPr>
+              <w:jc w:val="right"/>
+              <w:rPr>
+                <w:color w:val="000000"/>
+                <w:sz w:val="22"/>
+                <w:szCs w:val="22"/>
+              </w:rPr>
+            </w:pPr>
+            <w:r>
+              <w:rPr>
+                <w:color w:val="000000"/>
+                <w:sz w:val="22"/>
+                <w:szCs w:val="22"/>
+              </w:rPr>
+              <w:t>3</w:t>
             </w:r>
           </w:p>
         </w:tc>
@@ -1426,39 +1271,32 @@
               <w:bottom w:val="single" w:sz="4" w:space="0" w:color="auto"/>
               <w:right w:val="single" w:sz="8" w:space="0" w:color="auto"/>
             </w:tcBorders>
-            <w:shd w:val="clear" w:color="auto" w:fill="auto"/>
-            <w:noWrap/>
-            <w:vAlign w:val="bottom"/>
-            <w:hideMark/>
-          </w:tcPr>
-          <w:p>
-            <w:pPr>
-              <w:jc w:val="right"/>
-              <w:rPr>
-                <w:rFonts w:asciiTheme="minorHAnsi" w:hAnsiTheme="minorHAnsi" w:cstheme="minorHAnsi"/>
-                <w:color w:val="000000"/>
-              </w:rPr>
-            </w:pPr>
-            <w:r>
-              <w:rPr>
-                <w:rFonts w:ascii="Calibri" w:hAnsi="Calibri" w:cs="Calibri"/>
-                <w:color w:val="000000"/>
-              </w:rPr>
-              <w:t>3</w:t>
-            </w:r>
-            <w:r>
-              <w:rPr>
-                <w:rFonts w:asciiTheme="minorHAnsi" w:hAnsiTheme="minorHAnsi" w:cstheme="minorHAnsi"/>
-                <w:color w:val="000000"/>
-              </w:rPr>
-              <w:t xml:space="preserve"> </w:t>
+            <w:noWrap/>
+            <w:vAlign w:val="bottom"/>
+          </w:tcPr>
+          <w:p>
+            <w:pPr>
+              <w:jc w:val="right"/>
+              <w:rPr>
+                <w:color w:val="000000"/>
+                <w:sz w:val="22"/>
+                <w:szCs w:val="22"/>
+              </w:rPr>
+            </w:pPr>
+            <w:r>
+              <w:rPr>
+                <w:color w:val="000000"/>
+                <w:sz w:val="22"/>
+                <w:szCs w:val="22"/>
+              </w:rPr>
+              <w:t xml:space="preserve">3 </w:t>
             </w:r>
           </w:p>
         </w:tc>
       </w:tr>
       <w:tr>
         <w:trPr>
-          <w:trHeight w:val="353"/>
+          <w:trHeight w:val="152"/>
         </w:trPr>
         <w:tc>
           <w:tcPr>
@@ -1469,78 +1307,24 @@
               <w:bottom w:val="single" w:sz="4" w:space="0" w:color="auto"/>
               <w:right w:val="single" w:sz="4" w:space="0" w:color="auto"/>
             </w:tcBorders>
-            <w:shd w:val="clear" w:color="auto" w:fill="auto"/>
-            <w:noWrap/>
-            <w:vAlign w:val="bottom"/>
-          </w:tcPr>
-          <w:p>
-            <w:pPr>
-              <w:rPr>
-                <w:rFonts w:asciiTheme="minorHAnsi" w:hAnsiTheme="minorHAnsi" w:cstheme="minorHAnsi"/>
-                <w:color w:val="000000"/>
-              </w:rPr>
-            </w:pPr>
-            <w:r>
-              <w:rPr>
-                <w:rFonts w:asciiTheme="minorHAnsi" w:hAnsiTheme="minorHAnsi" w:cstheme="minorHAnsi"/>
-                <w:color w:val="000000"/>
-              </w:rPr>
-              <w:t xml:space="preserve">Караганда, улица </w:t>
-            </w:r>
-            <w:proofErr w:type="spellStart"/>
-            <w:r>
-              <w:rPr>
-                <w:rFonts w:asciiTheme="minorHAnsi" w:hAnsiTheme="minorHAnsi" w:cstheme="minorHAnsi"/>
-                <w:color w:val="000000"/>
-              </w:rPr>
-              <w:t>Байкена</w:t>
-            </w:r>
-            <w:proofErr w:type="spellEnd"/>
-            <w:r>
-              <w:rPr>
-                <w:rFonts w:asciiTheme="minorHAnsi" w:hAnsiTheme="minorHAnsi" w:cstheme="minorHAnsi"/>
-                <w:color w:val="000000"/>
-              </w:rPr>
-              <w:t xml:space="preserve"> </w:t>
-            </w:r>
-            <w:proofErr w:type="spellStart"/>
-            <w:r>
-              <w:rPr>
-                <w:rFonts w:asciiTheme="minorHAnsi" w:hAnsiTheme="minorHAnsi" w:cstheme="minorHAnsi"/>
-                <w:color w:val="000000"/>
-              </w:rPr>
-              <w:t>Ашимова</w:t>
-            </w:r>
-            <w:proofErr w:type="spellEnd"/>
-            <w:r>
-              <w:rPr>
-                <w:rFonts w:asciiTheme="minorHAnsi" w:hAnsiTheme="minorHAnsi" w:cstheme="minorHAnsi"/>
-                <w:color w:val="000000"/>
-              </w:rPr>
-              <w:t>, 13</w:t>
-            </w:r>
-            <w:r>
-              <w:rPr>
-                <w:rFonts w:asciiTheme="minorHAnsi" w:hAnsiTheme="minorHAnsi" w:cstheme="minorHAnsi"/>
-                <w:color w:val="000000"/>
-              </w:rPr>
-              <w:t xml:space="preserve"> (ЖК </w:t>
-            </w:r>
-            <w:proofErr w:type="spellStart"/>
-            <w:r>
-              <w:rPr>
-                <w:rFonts w:asciiTheme="minorHAnsi" w:hAnsiTheme="minorHAnsi" w:cstheme="minorHAnsi"/>
-                <w:color w:val="000000"/>
-              </w:rPr>
-              <w:t>Байсанат</w:t>
-            </w:r>
-            <w:proofErr w:type="spellEnd"/>
-            <w:r>
-              <w:rPr>
-                <w:rFonts w:asciiTheme="minorHAnsi" w:hAnsiTheme="minorHAnsi" w:cstheme="minorHAnsi"/>
-                <w:color w:val="000000"/>
-              </w:rPr>
-              <w:t xml:space="preserve"> 1)</w:t>
+            <w:noWrap/>
+            <w:vAlign w:val="bottom"/>
+          </w:tcPr>
+          <w:p>
+            <w:pPr>
+              <w:rPr>
+                <w:color w:val="000000"/>
+                <w:sz w:val="22"/>
+                <w:szCs w:val="22"/>
+              </w:rPr>
+            </w:pPr>
+            <w:r>
+              <w:rPr>
+                <w:color w:val="000000"/>
+                <w:sz w:val="22"/>
+                <w:szCs w:val="22"/>
+              </w:rPr>
+              <w:t>Караганда, улица Сабита Муканова, 53/8 (ЖК Орлеу)</w:t>
             </w:r>
           </w:p>
         </w:tc>
@@ -1562,16 +1346,18 @@
             <w:pPr>
               <w:jc w:val="right"/>
               <w:rPr>
-                <w:rFonts w:asciiTheme="minorHAnsi" w:hAnsiTheme="minorHAnsi" w:cstheme="minorHAnsi"/>
-                <w:color w:val="000000"/>
-              </w:rPr>
-            </w:pPr>
-            <w:r>
-              <w:rPr>
-                <w:rFonts w:asciiTheme="minorHAnsi" w:hAnsiTheme="minorHAnsi" w:cstheme="minorHAnsi"/>
-                <w:color w:val="000000"/>
-              </w:rPr>
-              <w:t>5</w:t>
+                <w:color w:val="000000"/>
+                <w:sz w:val="22"/>
+                <w:szCs w:val="22"/>
+              </w:rPr>
+            </w:pPr>
+            <w:r>
+              <w:rPr>
+                <w:color w:val="000000"/>
+                <w:sz w:val="22"/>
+                <w:szCs w:val="22"/>
+              </w:rPr>
+              <w:t>3</w:t>
             </w:r>
           </w:p>
         </w:tc>
@@ -1584,7 +1370,6 @@
               <w:bottom w:val="single" w:sz="4" w:space="0" w:color="auto"/>
               <w:right w:val="single" w:sz="8" w:space="0" w:color="auto"/>
             </w:tcBorders>
-            <w:shd w:val="clear" w:color="auto" w:fill="auto"/>
             <w:noWrap/>
             <w:vAlign w:val="bottom"/>
             <w:hideMark/>
@@ -1593,30 +1378,25 @@
             <w:pPr>
               <w:jc w:val="right"/>
               <w:rPr>
-                <w:rFonts w:asciiTheme="minorHAnsi" w:hAnsiTheme="minorHAnsi" w:cstheme="minorHAnsi"/>
-                <w:color w:val="000000"/>
-              </w:rPr>
-            </w:pPr>
-            <w:r>
-              <w:rPr>
-                <w:rFonts w:ascii="Calibri" w:hAnsi="Calibri" w:cs="Calibri"/>
-                <w:color w:val="000000"/>
-              </w:rPr>
-              <w:t>3</w:t>
-            </w:r>
-            <w:r>
-              <w:rPr>
-                <w:rFonts w:asciiTheme="minorHAnsi" w:hAnsiTheme="minorHAnsi" w:cstheme="minorHAnsi"/>
-                <w:color w:val="000000"/>
-              </w:rPr>
-              <w:t xml:space="preserve">  </w:t>
+                <w:color w:val="000000"/>
+                <w:sz w:val="22"/>
+                <w:szCs w:val="22"/>
+              </w:rPr>
+            </w:pPr>
+            <w:r>
+              <w:rPr>
+                <w:color w:val="000000"/>
+                <w:sz w:val="22"/>
+                <w:szCs w:val="22"/>
+              </w:rPr>
+              <w:t xml:space="preserve">3  </w:t>
             </w:r>
           </w:p>
         </w:tc>
       </w:tr>
       <w:tr>
         <w:trPr>
-          <w:trHeight w:val="251"/>
+          <w:trHeight w:val="170"/>
         </w:trPr>
         <w:tc>
           <w:tcPr>
@@ -1627,79 +1407,24 @@
               <w:bottom w:val="single" w:sz="4" w:space="0" w:color="auto"/>
               <w:right w:val="single" w:sz="4" w:space="0" w:color="auto"/>
             </w:tcBorders>
-            <w:shd w:val="clear" w:color="auto" w:fill="auto"/>
-            <w:noWrap/>
-            <w:vAlign w:val="bottom"/>
-          </w:tcPr>
-          <w:p>
-            <w:pPr>
-              <w:shd w:val="clear" w:color="auto" w:fill="FFFFFF"/>
-              <w:spacing w:line="360" w:lineRule="atLeast"/>
-              <w:textAlignment w:val="baseline"/>
-              <w:outlineLvl w:val="0"/>
-              <w:rPr>
-                <w:rFonts w:asciiTheme="minorHAnsi" w:hAnsiTheme="minorHAnsi" w:cstheme="minorHAnsi"/>
-                <w:color w:val="000000"/>
-                <w:spacing w:val="-14"/>
-                <w:kern w:val="36"/>
-              </w:rPr>
-            </w:pPr>
-            <w:r>
-              <w:rPr>
-                <w:rFonts w:asciiTheme="minorHAnsi" w:hAnsiTheme="minorHAnsi" w:cstheme="minorHAnsi"/>
-                <w:color w:val="000000"/>
-              </w:rPr>
-              <w:t xml:space="preserve">Караганда, </w:t>
-            </w:r>
-            <w:proofErr w:type="spellStart"/>
-            <w:r>
-              <w:rPr>
-                <w:rFonts w:asciiTheme="minorHAnsi" w:hAnsiTheme="minorHAnsi" w:cstheme="minorHAnsi"/>
-                <w:color w:val="262626"/>
-                <w:spacing w:val="-9"/>
-                <w:shd w:val="clear" w:color="auto" w:fill="FFFFFF"/>
-              </w:rPr>
-              <w:t>Камали</w:t>
-            </w:r>
-            <w:proofErr w:type="spellEnd"/>
-            <w:r>
-              <w:rPr>
-                <w:rFonts w:asciiTheme="minorHAnsi" w:hAnsiTheme="minorHAnsi" w:cstheme="minorHAnsi"/>
-                <w:color w:val="262626"/>
-                <w:spacing w:val="-9"/>
-                <w:shd w:val="clear" w:color="auto" w:fill="FFFFFF"/>
-              </w:rPr>
-              <w:t xml:space="preserve"> </w:t>
-            </w:r>
-            <w:proofErr w:type="spellStart"/>
-            <w:r>
-              <w:rPr>
-                <w:rFonts w:asciiTheme="minorHAnsi" w:hAnsiTheme="minorHAnsi" w:cstheme="minorHAnsi"/>
-                <w:color w:val="262626"/>
-                <w:spacing w:val="-9"/>
-                <w:shd w:val="clear" w:color="auto" w:fill="FFFFFF"/>
-              </w:rPr>
-              <w:t>Дюсембекова</w:t>
-            </w:r>
-            <w:proofErr w:type="spellEnd"/>
-            <w:r>
-              <w:rPr>
-                <w:rFonts w:asciiTheme="minorHAnsi" w:hAnsiTheme="minorHAnsi" w:cstheme="minorHAnsi"/>
-                <w:color w:val="262626"/>
-                <w:spacing w:val="-9"/>
-                <w:shd w:val="clear" w:color="auto" w:fill="FFFFFF"/>
-              </w:rPr>
-              <w:t xml:space="preserve"> улица, 53/8 (ЖК Жана Сары-Арка</w:t>
-            </w:r>
-            <w:r>
-              <w:rPr>
-                <w:rFonts w:asciiTheme="minorHAnsi" w:hAnsiTheme="minorHAnsi" w:cstheme="minorHAnsi"/>
-                <w:color w:val="000000"/>
-                <w:spacing w:val="-14"/>
-                <w:kern w:val="36"/>
-                <w:bdr w:val="none" w:sz="0" w:space="0" w:color="auto" w:frame="1"/>
-              </w:rPr>
-              <w:t>)</w:t>
+            <w:noWrap/>
+            <w:vAlign w:val="bottom"/>
+          </w:tcPr>
+          <w:p>
+            <w:pPr>
+              <w:rPr>
+                <w:color w:val="000000"/>
+                <w:sz w:val="22"/>
+                <w:szCs w:val="22"/>
+              </w:rPr>
+            </w:pPr>
+            <w:r>
+              <w:rPr>
+                <w:color w:val="000000"/>
+                <w:sz w:val="22"/>
+                <w:szCs w:val="22"/>
+              </w:rPr>
+              <w:t>Караганда, улица Сабита Муканова, 78 (ЖК Таугуль)</w:t>
             </w:r>
           </w:p>
         </w:tc>
@@ -1721,16 +1446,18 @@
             <w:pPr>
               <w:jc w:val="right"/>
               <w:rPr>
-                <w:rFonts w:asciiTheme="minorHAnsi" w:hAnsiTheme="minorHAnsi" w:cstheme="minorHAnsi"/>
-                <w:color w:val="000000"/>
-              </w:rPr>
-            </w:pPr>
-            <w:r>
-              <w:rPr>
-                <w:rFonts w:asciiTheme="minorHAnsi" w:hAnsiTheme="minorHAnsi" w:cstheme="minorHAnsi"/>
-                <w:color w:val="000000"/>
-              </w:rPr>
-              <w:t>3</w:t>
+                <w:color w:val="000000"/>
+                <w:sz w:val="22"/>
+                <w:szCs w:val="22"/>
+              </w:rPr>
+            </w:pPr>
+            <w:r>
+              <w:rPr>
+                <w:color w:val="000000"/>
+                <w:sz w:val="22"/>
+                <w:szCs w:val="22"/>
+              </w:rPr>
+              <w:t>15</w:t>
             </w:r>
           </w:p>
         </w:tc>
@@ -1743,7 +1470,6 @@
               <w:bottom w:val="single" w:sz="4" w:space="0" w:color="auto"/>
               <w:right w:val="single" w:sz="8" w:space="0" w:color="auto"/>
             </w:tcBorders>
-            <w:shd w:val="clear" w:color="auto" w:fill="auto"/>
             <w:noWrap/>
             <w:vAlign w:val="bottom"/>
             <w:hideMark/>
@@ -1752,30 +1478,25 @@
             <w:pPr>
               <w:jc w:val="right"/>
               <w:rPr>
-                <w:rFonts w:asciiTheme="minorHAnsi" w:hAnsiTheme="minorHAnsi" w:cstheme="minorHAnsi"/>
-                <w:color w:val="000000"/>
-              </w:rPr>
-            </w:pPr>
-            <w:r>
-              <w:rPr>
-                <w:rFonts w:ascii="Calibri" w:hAnsi="Calibri" w:cs="Calibri"/>
-                <w:color w:val="000000"/>
-              </w:rPr>
-              <w:t>3</w:t>
-            </w:r>
-            <w:r>
-              <w:rPr>
-                <w:rFonts w:asciiTheme="minorHAnsi" w:hAnsiTheme="minorHAnsi" w:cstheme="minorHAnsi"/>
-                <w:color w:val="000000"/>
-              </w:rPr>
-              <w:t xml:space="preserve"> </w:t>
+                <w:color w:val="000000"/>
+                <w:sz w:val="22"/>
+                <w:szCs w:val="22"/>
+              </w:rPr>
+            </w:pPr>
+            <w:r>
+              <w:rPr>
+                <w:color w:val="000000"/>
+                <w:sz w:val="22"/>
+                <w:szCs w:val="22"/>
+              </w:rPr>
+              <w:t xml:space="preserve">3  </w:t>
             </w:r>
           </w:p>
         </w:tc>
       </w:tr>
       <w:tr>
         <w:trPr>
-          <w:trHeight w:val="289"/>
+          <w:trHeight w:val="60"/>
         </w:trPr>
         <w:tc>
           <w:tcPr>
@@ -1786,79 +1507,24 @@
               <w:bottom w:val="single" w:sz="4" w:space="0" w:color="auto"/>
               <w:right w:val="single" w:sz="4" w:space="0" w:color="auto"/>
             </w:tcBorders>
-            <w:shd w:val="clear" w:color="auto" w:fill="auto"/>
-            <w:noWrap/>
-            <w:vAlign w:val="bottom"/>
-          </w:tcPr>
-          <w:p>
-            <w:pPr>
-              <w:shd w:val="clear" w:color="auto" w:fill="FFFFFF"/>
-              <w:spacing w:line="360" w:lineRule="atLeast"/>
-              <w:textAlignment w:val="baseline"/>
-              <w:outlineLvl w:val="0"/>
-              <w:rPr>
-                <w:rFonts w:asciiTheme="minorHAnsi" w:hAnsiTheme="minorHAnsi" w:cstheme="minorHAnsi"/>
-                <w:color w:val="000000"/>
-                <w:spacing w:val="-14"/>
-                <w:kern w:val="36"/>
-              </w:rPr>
-            </w:pPr>
-            <w:r>
-              <w:rPr>
-                <w:rFonts w:asciiTheme="minorHAnsi" w:hAnsiTheme="minorHAnsi" w:cstheme="minorHAnsi"/>
-                <w:color w:val="000000"/>
-              </w:rPr>
-              <w:t xml:space="preserve">Караганда, </w:t>
-            </w:r>
-            <w:proofErr w:type="spellStart"/>
-            <w:r>
-              <w:rPr>
-                <w:rFonts w:asciiTheme="minorHAnsi" w:hAnsiTheme="minorHAnsi" w:cstheme="minorHAnsi"/>
-                <w:color w:val="262626"/>
-                <w:spacing w:val="-9"/>
-                <w:shd w:val="clear" w:color="auto" w:fill="FFFFFF"/>
-              </w:rPr>
-              <w:t>Камали</w:t>
-            </w:r>
-            <w:proofErr w:type="spellEnd"/>
-            <w:r>
-              <w:rPr>
-                <w:rFonts w:asciiTheme="minorHAnsi" w:hAnsiTheme="minorHAnsi" w:cstheme="minorHAnsi"/>
-                <w:color w:val="262626"/>
-                <w:spacing w:val="-9"/>
-                <w:shd w:val="clear" w:color="auto" w:fill="FFFFFF"/>
-              </w:rPr>
-              <w:t xml:space="preserve"> </w:t>
-            </w:r>
-            <w:proofErr w:type="spellStart"/>
-            <w:r>
-              <w:rPr>
-                <w:rFonts w:asciiTheme="minorHAnsi" w:hAnsiTheme="minorHAnsi" w:cstheme="minorHAnsi"/>
-                <w:color w:val="262626"/>
-                <w:spacing w:val="-9"/>
-                <w:shd w:val="clear" w:color="auto" w:fill="FFFFFF"/>
-              </w:rPr>
-              <w:t>Дюсембекова</w:t>
-            </w:r>
-            <w:proofErr w:type="spellEnd"/>
-            <w:r>
-              <w:rPr>
-                <w:rFonts w:asciiTheme="minorHAnsi" w:hAnsiTheme="minorHAnsi" w:cstheme="minorHAnsi"/>
-                <w:color w:val="262626"/>
-                <w:spacing w:val="-9"/>
-                <w:shd w:val="clear" w:color="auto" w:fill="FFFFFF"/>
-              </w:rPr>
-              <w:t xml:space="preserve"> улица, 53а (ЖК Жана Сары-Арка</w:t>
-            </w:r>
-            <w:r>
-              <w:rPr>
-                <w:rFonts w:asciiTheme="minorHAnsi" w:hAnsiTheme="minorHAnsi" w:cstheme="minorHAnsi"/>
-                <w:color w:val="000000"/>
-                <w:spacing w:val="-14"/>
-                <w:kern w:val="36"/>
-                <w:bdr w:val="none" w:sz="0" w:space="0" w:color="auto" w:frame="1"/>
-              </w:rPr>
-              <w:t>)</w:t>
+            <w:noWrap/>
+            <w:vAlign w:val="bottom"/>
+          </w:tcPr>
+          <w:p>
+            <w:pPr>
+              <w:rPr>
+                <w:color w:val="000000"/>
+                <w:sz w:val="22"/>
+                <w:szCs w:val="22"/>
+              </w:rPr>
+            </w:pPr>
+            <w:r>
+              <w:rPr>
+                <w:color w:val="000000"/>
+                <w:sz w:val="22"/>
+                <w:szCs w:val="22"/>
+              </w:rPr>
+              <w:t>Караганда, проспект Шахтёров, 46/1 (ЖК Улытау)</w:t>
             </w:r>
           </w:p>
         </w:tc>
@@ -1880,16 +1546,18 @@
             <w:pPr>
               <w:jc w:val="right"/>
               <w:rPr>
-                <w:rFonts w:asciiTheme="minorHAnsi" w:hAnsiTheme="minorHAnsi" w:cstheme="minorHAnsi"/>
-                <w:color w:val="000000"/>
-              </w:rPr>
-            </w:pPr>
-            <w:r>
-              <w:rPr>
-                <w:rFonts w:asciiTheme="minorHAnsi" w:hAnsiTheme="minorHAnsi" w:cstheme="minorHAnsi"/>
-                <w:color w:val="000000"/>
-              </w:rPr>
-              <w:t>3</w:t>
+                <w:color w:val="000000"/>
+                <w:sz w:val="22"/>
+                <w:szCs w:val="22"/>
+              </w:rPr>
+            </w:pPr>
+            <w:r>
+              <w:rPr>
+                <w:color w:val="000000"/>
+                <w:sz w:val="22"/>
+                <w:szCs w:val="22"/>
+              </w:rPr>
+              <w:t>4</w:t>
             </w:r>
           </w:p>
         </w:tc>
@@ -1902,7 +1570,6 @@
               <w:bottom w:val="single" w:sz="4" w:space="0" w:color="auto"/>
               <w:right w:val="single" w:sz="8" w:space="0" w:color="auto"/>
             </w:tcBorders>
-            <w:shd w:val="clear" w:color="auto" w:fill="auto"/>
             <w:noWrap/>
             <w:vAlign w:val="bottom"/>
             <w:hideMark/>
@@ -1911,30 +1578,25 @@
             <w:pPr>
               <w:jc w:val="right"/>
               <w:rPr>
-                <w:rFonts w:asciiTheme="minorHAnsi" w:hAnsiTheme="minorHAnsi" w:cstheme="minorHAnsi"/>
-                <w:color w:val="000000"/>
-              </w:rPr>
-            </w:pPr>
-            <w:r>
-              <w:rPr>
-                <w:rFonts w:ascii="Calibri" w:hAnsi="Calibri" w:cs="Calibri"/>
-                <w:color w:val="000000"/>
-              </w:rPr>
-              <w:t>3</w:t>
-            </w:r>
-            <w:r>
-              <w:rPr>
-                <w:rFonts w:asciiTheme="minorHAnsi" w:hAnsiTheme="minorHAnsi" w:cstheme="minorHAnsi"/>
-                <w:color w:val="000000"/>
-              </w:rPr>
-              <w:t xml:space="preserve"> </w:t>
+                <w:color w:val="000000"/>
+                <w:sz w:val="22"/>
+                <w:szCs w:val="22"/>
+              </w:rPr>
+            </w:pPr>
+            <w:r>
+              <w:rPr>
+                <w:color w:val="000000"/>
+                <w:sz w:val="22"/>
+                <w:szCs w:val="22"/>
+              </w:rPr>
+              <w:t xml:space="preserve">3  </w:t>
             </w:r>
           </w:p>
         </w:tc>
       </w:tr>
       <w:tr>
         <w:trPr>
-          <w:trHeight w:val="353"/>
+          <w:trHeight w:val="220"/>
         </w:trPr>
         <w:tc>
           <w:tcPr>
@@ -1945,78 +1607,24 @@
               <w:bottom w:val="single" w:sz="4" w:space="0" w:color="auto"/>
               <w:right w:val="single" w:sz="4" w:space="0" w:color="auto"/>
             </w:tcBorders>
-            <w:shd w:val="clear" w:color="auto" w:fill="auto"/>
-            <w:noWrap/>
-            <w:vAlign w:val="bottom"/>
-          </w:tcPr>
-          <w:p>
-            <w:pPr>
-              <w:rPr>
-                <w:rFonts w:asciiTheme="minorHAnsi" w:hAnsiTheme="minorHAnsi" w:cstheme="minorHAnsi"/>
-                <w:color w:val="000000"/>
-              </w:rPr>
-            </w:pPr>
-            <w:r>
-              <w:rPr>
-                <w:rFonts w:asciiTheme="minorHAnsi" w:hAnsiTheme="minorHAnsi" w:cstheme="minorHAnsi"/>
-                <w:color w:val="000000"/>
-              </w:rPr>
-              <w:t xml:space="preserve">Караганда, улица </w:t>
-            </w:r>
-            <w:proofErr w:type="spellStart"/>
-            <w:r>
-              <w:rPr>
-                <w:rFonts w:asciiTheme="minorHAnsi" w:hAnsiTheme="minorHAnsi" w:cstheme="minorHAnsi"/>
-                <w:color w:val="000000"/>
-              </w:rPr>
-              <w:t>Сабита</w:t>
-            </w:r>
-            <w:proofErr w:type="spellEnd"/>
-            <w:r>
-              <w:rPr>
-                <w:rFonts w:asciiTheme="minorHAnsi" w:hAnsiTheme="minorHAnsi" w:cstheme="minorHAnsi"/>
-                <w:color w:val="000000"/>
-              </w:rPr>
-              <w:t xml:space="preserve"> </w:t>
-            </w:r>
-            <w:proofErr w:type="spellStart"/>
-            <w:r>
-              <w:rPr>
-                <w:rFonts w:asciiTheme="minorHAnsi" w:hAnsiTheme="minorHAnsi" w:cstheme="minorHAnsi"/>
-                <w:color w:val="000000"/>
-              </w:rPr>
-              <w:t>Муканова</w:t>
-            </w:r>
-            <w:proofErr w:type="spellEnd"/>
-            <w:r>
-              <w:rPr>
-                <w:rFonts w:asciiTheme="minorHAnsi" w:hAnsiTheme="minorHAnsi" w:cstheme="minorHAnsi"/>
-                <w:color w:val="000000"/>
-              </w:rPr>
-              <w:t>, 53/8</w:t>
-            </w:r>
-            <w:r>
-              <w:rPr>
-                <w:rFonts w:asciiTheme="minorHAnsi" w:hAnsiTheme="minorHAnsi" w:cstheme="minorHAnsi"/>
-                <w:color w:val="000000"/>
-              </w:rPr>
-              <w:t xml:space="preserve"> (ЖК </w:t>
-            </w:r>
-            <w:proofErr w:type="spellStart"/>
-            <w:r>
-              <w:rPr>
-                <w:rFonts w:asciiTheme="minorHAnsi" w:hAnsiTheme="minorHAnsi" w:cstheme="minorHAnsi"/>
-                <w:color w:val="000000"/>
-              </w:rPr>
-              <w:t>Орлеу</w:t>
-            </w:r>
-            <w:proofErr w:type="spellEnd"/>
-            <w:r>
-              <w:rPr>
-                <w:rFonts w:asciiTheme="minorHAnsi" w:hAnsiTheme="minorHAnsi" w:cstheme="minorHAnsi"/>
-                <w:color w:val="000000"/>
-              </w:rPr>
-              <w:t>)</w:t>
+            <w:noWrap/>
+            <w:vAlign w:val="bottom"/>
+          </w:tcPr>
+          <w:p>
+            <w:pPr>
+              <w:rPr>
+                <w:color w:val="000000"/>
+                <w:sz w:val="22"/>
+                <w:szCs w:val="22"/>
+              </w:rPr>
+            </w:pPr>
+            <w:r>
+              <w:rPr>
+                <w:color w:val="000000"/>
+                <w:sz w:val="22"/>
+                <w:szCs w:val="22"/>
+              </w:rPr>
+              <w:t>Караганда, улица К. Дюсембекова, 83/1 Блок А (ЖК Новый Центр)</w:t>
             </w:r>
           </w:p>
         </w:tc>
@@ -2032,67 +1640,61 @@
             <w:shd w:val="clear" w:color="000000" w:fill="FFFFFF"/>
             <w:noWrap/>
             <w:vAlign w:val="bottom"/>
-            <w:hideMark/>
-          </w:tcPr>
-          <w:p>
-            <w:pPr>
-              <w:jc w:val="right"/>
-              <w:rPr>
-                <w:rFonts w:asciiTheme="minorHAnsi" w:hAnsiTheme="minorHAnsi" w:cstheme="minorHAnsi"/>
-                <w:color w:val="000000"/>
-              </w:rPr>
-            </w:pPr>
-            <w:r>
-              <w:rPr>
-                <w:rFonts w:asciiTheme="minorHAnsi" w:hAnsiTheme="minorHAnsi" w:cstheme="minorHAnsi"/>
-                <w:color w:val="000000"/>
+          </w:tcPr>
+          <w:p>
+            <w:pPr>
+              <w:jc w:val="right"/>
+              <w:rPr>
+                <w:color w:val="000000"/>
+                <w:sz w:val="22"/>
+                <w:szCs w:val="22"/>
+              </w:rPr>
+            </w:pPr>
+            <w:r>
+              <w:rPr>
+                <w:color w:val="000000"/>
+                <w:sz w:val="22"/>
+                <w:szCs w:val="22"/>
+              </w:rPr>
+              <w:t>2</w:t>
+            </w:r>
+          </w:p>
+        </w:tc>
+        <w:tc>
+          <w:tcPr>
+            <w:tcW w:w="1196" w:type="dxa"/>
+            <w:tcBorders>
+              <w:top w:val="nil"/>
+              <w:left w:val="nil"/>
+              <w:bottom w:val="single" w:sz="4" w:space="0" w:color="auto"/>
+              <w:right w:val="single" w:sz="8" w:space="0" w:color="auto"/>
+            </w:tcBorders>
+            <w:noWrap/>
+            <w:vAlign w:val="bottom"/>
+          </w:tcPr>
+          <w:p>
+            <w:pPr>
+              <w:jc w:val="right"/>
+              <w:rPr>
+                <w:color w:val="000000"/>
+                <w:sz w:val="22"/>
+                <w:szCs w:val="22"/>
+              </w:rPr>
+            </w:pPr>
+            <w:r>
+              <w:rPr>
+                <w:color w:val="000000"/>
+                <w:sz w:val="22"/>
+                <w:szCs w:val="22"/>
               </w:rPr>
               <w:t>3</w:t>
-            </w:r>
-          </w:p>
-        </w:tc>
-        <w:tc>
-          <w:tcPr>
-            <w:tcW w:w="1196" w:type="dxa"/>
-            <w:tcBorders>
-              <w:top w:val="nil"/>
-              <w:left w:val="nil"/>
-              <w:bottom w:val="single" w:sz="4" w:space="0" w:color="auto"/>
-              <w:right w:val="single" w:sz="8" w:space="0" w:color="auto"/>
-            </w:tcBorders>
-            <w:shd w:val="clear" w:color="auto" w:fill="auto"/>
-            <w:noWrap/>
-            <w:vAlign w:val="bottom"/>
-            <w:hideMark/>
-          </w:tcPr>
-          <w:p>
-            <w:pPr>
-              <w:jc w:val="right"/>
-              <w:rPr>
-                <w:rFonts w:asciiTheme="minorHAnsi" w:hAnsiTheme="minorHAnsi" w:cstheme="minorHAnsi"/>
-                <w:color w:val="000000"/>
-              </w:rPr>
-            </w:pPr>
-            <w:r>
-              <w:rPr>
-                <w:rFonts w:ascii="Calibri" w:hAnsi="Calibri" w:cs="Calibri"/>
-                <w:color w:val="000000"/>
-              </w:rPr>
-              <w:t>3</w:t>
-            </w:r>
-            <w:r>
-              <w:rPr>
-                <w:rFonts w:asciiTheme="minorHAnsi" w:hAnsiTheme="minorHAnsi" w:cstheme="minorHAnsi"/>
-                <w:color w:val="000000"/>
-              </w:rPr>
-              <w:t xml:space="preserve">  </w:t>
             </w:r>
           </w:p>
         </w:tc>
       </w:tr>
       <w:tr>
         <w:trPr>
-          <w:trHeight w:val="353"/>
+          <w:trHeight w:val="96"/>
         </w:trPr>
         <w:tc>
           <w:tcPr>
@@ -2103,78 +1705,24 @@
               <w:bottom w:val="single" w:sz="4" w:space="0" w:color="auto"/>
               <w:right w:val="single" w:sz="4" w:space="0" w:color="auto"/>
             </w:tcBorders>
-            <w:shd w:val="clear" w:color="auto" w:fill="auto"/>
-            <w:noWrap/>
-            <w:vAlign w:val="bottom"/>
-          </w:tcPr>
-          <w:p>
-            <w:pPr>
-              <w:rPr>
-                <w:rFonts w:asciiTheme="minorHAnsi" w:hAnsiTheme="minorHAnsi" w:cstheme="minorHAnsi"/>
-                <w:color w:val="000000"/>
-              </w:rPr>
-            </w:pPr>
-            <w:r>
-              <w:rPr>
-                <w:rFonts w:asciiTheme="minorHAnsi" w:hAnsiTheme="minorHAnsi" w:cstheme="minorHAnsi"/>
-                <w:color w:val="000000"/>
-              </w:rPr>
-              <w:t xml:space="preserve">Караганда, улица </w:t>
-            </w:r>
-            <w:proofErr w:type="spellStart"/>
-            <w:r>
-              <w:rPr>
-                <w:rFonts w:asciiTheme="minorHAnsi" w:hAnsiTheme="minorHAnsi" w:cstheme="minorHAnsi"/>
-                <w:color w:val="000000"/>
-              </w:rPr>
-              <w:t>Сабита</w:t>
-            </w:r>
-            <w:proofErr w:type="spellEnd"/>
-            <w:r>
-              <w:rPr>
-                <w:rFonts w:asciiTheme="minorHAnsi" w:hAnsiTheme="minorHAnsi" w:cstheme="minorHAnsi"/>
-                <w:color w:val="000000"/>
-              </w:rPr>
-              <w:t xml:space="preserve"> </w:t>
-            </w:r>
-            <w:proofErr w:type="spellStart"/>
-            <w:r>
-              <w:rPr>
-                <w:rFonts w:asciiTheme="minorHAnsi" w:hAnsiTheme="minorHAnsi" w:cstheme="minorHAnsi"/>
-                <w:color w:val="000000"/>
-              </w:rPr>
-              <w:t>Муканова</w:t>
-            </w:r>
-            <w:proofErr w:type="spellEnd"/>
-            <w:r>
-              <w:rPr>
-                <w:rFonts w:asciiTheme="minorHAnsi" w:hAnsiTheme="minorHAnsi" w:cstheme="minorHAnsi"/>
-                <w:color w:val="000000"/>
-              </w:rPr>
-              <w:t>, 78</w:t>
-            </w:r>
-            <w:r>
-              <w:rPr>
-                <w:rFonts w:asciiTheme="minorHAnsi" w:hAnsiTheme="minorHAnsi" w:cstheme="minorHAnsi"/>
-                <w:color w:val="000000"/>
-              </w:rPr>
-              <w:t xml:space="preserve"> (ЖК </w:t>
-            </w:r>
-            <w:proofErr w:type="spellStart"/>
-            <w:r>
-              <w:rPr>
-                <w:rFonts w:asciiTheme="minorHAnsi" w:hAnsiTheme="minorHAnsi" w:cstheme="minorHAnsi"/>
-                <w:color w:val="000000"/>
-              </w:rPr>
-              <w:t>Таугуль</w:t>
-            </w:r>
-            <w:proofErr w:type="spellEnd"/>
-            <w:r>
-              <w:rPr>
-                <w:rFonts w:asciiTheme="minorHAnsi" w:hAnsiTheme="minorHAnsi" w:cstheme="minorHAnsi"/>
-                <w:color w:val="000000"/>
-              </w:rPr>
-              <w:t>)</w:t>
+            <w:noWrap/>
+            <w:vAlign w:val="bottom"/>
+          </w:tcPr>
+          <w:p>
+            <w:pPr>
+              <w:rPr>
+                <w:color w:val="000000"/>
+                <w:sz w:val="22"/>
+                <w:szCs w:val="22"/>
+              </w:rPr>
+            </w:pPr>
+            <w:r>
+              <w:rPr>
+                <w:color w:val="000000"/>
+                <w:sz w:val="22"/>
+                <w:szCs w:val="22"/>
+              </w:rPr>
+              <w:t>Караганда, улица К. Дюсембекова, 83/1 Блок Б (ЖК Новый Центр)</w:t>
             </w:r>
           </w:p>
         </w:tc>
@@ -2196,23 +1744,18 @@
             <w:pPr>
               <w:jc w:val="right"/>
               <w:rPr>
-                <w:rFonts w:asciiTheme="minorHAnsi" w:hAnsiTheme="minorHAnsi" w:cstheme="minorHAnsi"/>
-                <w:color w:val="000000"/>
-              </w:rPr>
-            </w:pPr>
-            <w:r>
-              <w:rPr>
-                <w:rFonts w:asciiTheme="minorHAnsi" w:hAnsiTheme="minorHAnsi" w:cstheme="minorHAnsi"/>
-                <w:color w:val="000000"/>
-              </w:rPr>
-              <w:t>1</w:t>
-            </w:r>
-            <w:r>
-              <w:rPr>
-                <w:rFonts w:asciiTheme="minorHAnsi" w:hAnsiTheme="minorHAnsi" w:cstheme="minorHAnsi"/>
-                <w:color w:val="000000"/>
-              </w:rPr>
-              <w:t>5</w:t>
+                <w:color w:val="000000"/>
+                <w:sz w:val="22"/>
+                <w:szCs w:val="22"/>
+              </w:rPr>
+            </w:pPr>
+            <w:r>
+              <w:rPr>
+                <w:color w:val="000000"/>
+                <w:sz w:val="22"/>
+                <w:szCs w:val="22"/>
+              </w:rPr>
+              <w:t>2</w:t>
             </w:r>
           </w:p>
         </w:tc>
@@ -2225,7 +1768,6 @@
               <w:bottom w:val="single" w:sz="4" w:space="0" w:color="auto"/>
               <w:right w:val="single" w:sz="8" w:space="0" w:color="auto"/>
             </w:tcBorders>
-            <w:shd w:val="clear" w:color="auto" w:fill="auto"/>
             <w:noWrap/>
             <w:vAlign w:val="bottom"/>
             <w:hideMark/>
@@ -2234,30 +1776,25 @@
             <w:pPr>
               <w:jc w:val="right"/>
               <w:rPr>
-                <w:rFonts w:asciiTheme="minorHAnsi" w:hAnsiTheme="minorHAnsi" w:cstheme="minorHAnsi"/>
-                <w:color w:val="000000"/>
-              </w:rPr>
-            </w:pPr>
-            <w:r>
-              <w:rPr>
-                <w:rFonts w:ascii="Calibri" w:hAnsi="Calibri" w:cs="Calibri"/>
-                <w:color w:val="000000"/>
+                <w:color w:val="000000"/>
+                <w:sz w:val="22"/>
+                <w:szCs w:val="22"/>
+              </w:rPr>
+            </w:pPr>
+            <w:r>
+              <w:rPr>
+                <w:color w:val="000000"/>
+                <w:sz w:val="22"/>
+                <w:szCs w:val="22"/>
               </w:rPr>
               <w:t>3</w:t>
-            </w:r>
-            <w:r>
-              <w:rPr>
-                <w:rFonts w:asciiTheme="minorHAnsi" w:hAnsiTheme="minorHAnsi" w:cstheme="minorHAnsi"/>
-                <w:color w:val="000000"/>
-              </w:rPr>
-              <w:t xml:space="preserve">  </w:t>
             </w:r>
           </w:p>
         </w:tc>
       </w:tr>
       <w:tr>
         <w:trPr>
-          <w:trHeight w:val="353"/>
+          <w:trHeight w:val="114"/>
         </w:trPr>
         <w:tc>
           <w:tcPr>
@@ -2268,46 +1805,24 @@
               <w:bottom w:val="single" w:sz="4" w:space="0" w:color="auto"/>
               <w:right w:val="single" w:sz="4" w:space="0" w:color="auto"/>
             </w:tcBorders>
-            <w:shd w:val="clear" w:color="auto" w:fill="auto"/>
-            <w:noWrap/>
-            <w:vAlign w:val="bottom"/>
-          </w:tcPr>
-          <w:p>
-            <w:pPr>
-              <w:rPr>
-                <w:rFonts w:asciiTheme="minorHAnsi" w:hAnsiTheme="minorHAnsi" w:cstheme="minorHAnsi"/>
-                <w:color w:val="000000"/>
-              </w:rPr>
-            </w:pPr>
-            <w:r>
-              <w:rPr>
-                <w:rFonts w:asciiTheme="minorHAnsi" w:hAnsiTheme="minorHAnsi" w:cstheme="minorHAnsi"/>
-                <w:color w:val="000000"/>
-              </w:rPr>
-              <w:t>Караганда, проспект Шахтёров, 46/1</w:t>
-            </w:r>
-            <w:r>
-              <w:rPr>
-                <w:rFonts w:asciiTheme="minorHAnsi" w:hAnsiTheme="minorHAnsi" w:cstheme="minorHAnsi"/>
-                <w:color w:val="000000"/>
-              </w:rPr>
-              <w:t xml:space="preserve"> (ЖК </w:t>
-            </w:r>
-            <w:proofErr w:type="spellStart"/>
-            <w:r>
-              <w:rPr>
-                <w:rFonts w:asciiTheme="minorHAnsi" w:hAnsiTheme="minorHAnsi" w:cstheme="minorHAnsi"/>
-                <w:color w:val="000000"/>
-              </w:rPr>
-              <w:t>Улытау</w:t>
-            </w:r>
-            <w:proofErr w:type="spellEnd"/>
-            <w:r>
-              <w:rPr>
-                <w:rFonts w:asciiTheme="minorHAnsi" w:hAnsiTheme="minorHAnsi" w:cstheme="minorHAnsi"/>
-                <w:color w:val="000000"/>
-              </w:rPr>
-              <w:t>)</w:t>
+            <w:noWrap/>
+            <w:vAlign w:val="bottom"/>
+          </w:tcPr>
+          <w:p>
+            <w:pPr>
+              <w:rPr>
+                <w:color w:val="000000"/>
+                <w:sz w:val="22"/>
+                <w:szCs w:val="22"/>
+              </w:rPr>
+            </w:pPr>
+            <w:r>
+              <w:rPr>
+                <w:color w:val="000000"/>
+                <w:sz w:val="22"/>
+                <w:szCs w:val="22"/>
+              </w:rPr>
+              <w:t>Караганда, улица Камали Дюсембекова, 83/2 (ЖК Атамекен)</w:t>
             </w:r>
           </w:p>
         </w:tc>
@@ -2323,22 +1838,23 @@
             <w:shd w:val="clear" w:color="000000" w:fill="FFFFFF"/>
             <w:noWrap/>
             <w:vAlign w:val="bottom"/>
-            <w:hideMark/>
-          </w:tcPr>
-          <w:p>
-            <w:pPr>
-              <w:jc w:val="right"/>
-              <w:rPr>
-                <w:rFonts w:asciiTheme="minorHAnsi" w:hAnsiTheme="minorHAnsi" w:cstheme="minorHAnsi"/>
-                <w:color w:val="000000"/>
-              </w:rPr>
-            </w:pPr>
-            <w:r>
-              <w:rPr>
-                <w:rFonts w:asciiTheme="minorHAnsi" w:hAnsiTheme="minorHAnsi" w:cstheme="minorHAnsi"/>
-                <w:color w:val="000000"/>
-              </w:rPr>
-              <w:t>4</w:t>
+          </w:tcPr>
+          <w:p>
+            <w:pPr>
+              <w:jc w:val="right"/>
+              <w:rPr>
+                <w:color w:val="000000"/>
+                <w:sz w:val="22"/>
+                <w:szCs w:val="22"/>
+              </w:rPr>
+            </w:pPr>
+            <w:r>
+              <w:rPr>
+                <w:color w:val="000000"/>
+                <w:sz w:val="22"/>
+                <w:szCs w:val="22"/>
+              </w:rPr>
+              <w:t>9</w:t>
             </w:r>
           </w:p>
         </w:tc>
@@ -2351,39 +1867,32 @@
               <w:bottom w:val="single" w:sz="4" w:space="0" w:color="auto"/>
               <w:right w:val="single" w:sz="8" w:space="0" w:color="auto"/>
             </w:tcBorders>
-            <w:shd w:val="clear" w:color="auto" w:fill="auto"/>
-            <w:noWrap/>
-            <w:vAlign w:val="bottom"/>
-            <w:hideMark/>
-          </w:tcPr>
-          <w:p>
-            <w:pPr>
-              <w:jc w:val="right"/>
-              <w:rPr>
-                <w:rFonts w:asciiTheme="minorHAnsi" w:hAnsiTheme="minorHAnsi" w:cstheme="minorHAnsi"/>
-                <w:color w:val="000000"/>
-              </w:rPr>
-            </w:pPr>
-            <w:r>
-              <w:rPr>
-                <w:rFonts w:ascii="Calibri" w:hAnsi="Calibri" w:cs="Calibri"/>
-                <w:color w:val="000000"/>
+            <w:noWrap/>
+            <w:vAlign w:val="bottom"/>
+          </w:tcPr>
+          <w:p>
+            <w:pPr>
+              <w:jc w:val="right"/>
+              <w:rPr>
+                <w:color w:val="000000"/>
+                <w:sz w:val="22"/>
+                <w:szCs w:val="22"/>
+              </w:rPr>
+            </w:pPr>
+            <w:r>
+              <w:rPr>
+                <w:color w:val="000000"/>
+                <w:sz w:val="22"/>
+                <w:szCs w:val="22"/>
               </w:rPr>
               <w:t>3</w:t>
-            </w:r>
-            <w:r>
-              <w:rPr>
-                <w:rFonts w:asciiTheme="minorHAnsi" w:hAnsiTheme="minorHAnsi" w:cstheme="minorHAnsi"/>
-                <w:color w:val="000000"/>
-              </w:rPr>
-              <w:t xml:space="preserve">  </w:t>
             </w:r>
           </w:p>
         </w:tc>
       </w:tr>
       <w:tr>
         <w:trPr>
-          <w:trHeight w:val="353"/>
+          <w:trHeight w:val="114"/>
         </w:trPr>
         <w:tc>
           <w:tcPr>
@@ -2394,46 +1903,34 @@
               <w:bottom w:val="single" w:sz="4" w:space="0" w:color="auto"/>
               <w:right w:val="single" w:sz="4" w:space="0" w:color="auto"/>
             </w:tcBorders>
-            <w:shd w:val="clear" w:color="auto" w:fill="auto"/>
-            <w:noWrap/>
-            <w:vAlign w:val="bottom"/>
-          </w:tcPr>
-          <w:p>
-            <w:pPr>
-              <w:rPr>
-                <w:rFonts w:asciiTheme="minorHAnsi" w:hAnsiTheme="minorHAnsi" w:cstheme="minorHAnsi"/>
-                <w:color w:val="000000"/>
-              </w:rPr>
-            </w:pPr>
-            <w:r>
-              <w:rPr>
-                <w:rFonts w:asciiTheme="minorHAnsi" w:hAnsiTheme="minorHAnsi" w:cstheme="minorHAnsi"/>
-                <w:color w:val="000000"/>
-              </w:rPr>
-              <w:t xml:space="preserve">Караганда, улица К. </w:t>
-            </w:r>
-            <w:proofErr w:type="spellStart"/>
-            <w:r>
-              <w:rPr>
-                <w:rFonts w:asciiTheme="minorHAnsi" w:hAnsiTheme="minorHAnsi" w:cstheme="minorHAnsi"/>
-                <w:color w:val="000000"/>
-              </w:rPr>
-              <w:t>Дюсембекова</w:t>
-            </w:r>
-            <w:proofErr w:type="spellEnd"/>
-            <w:r>
-              <w:rPr>
-                <w:rFonts w:asciiTheme="minorHAnsi" w:hAnsiTheme="minorHAnsi" w:cstheme="minorHAnsi"/>
-                <w:color w:val="000000"/>
-              </w:rPr>
-              <w:t>, 83/1 Блок А</w:t>
-            </w:r>
-            <w:r>
-              <w:rPr>
-                <w:rFonts w:asciiTheme="minorHAnsi" w:hAnsiTheme="minorHAnsi" w:cstheme="minorHAnsi"/>
-                <w:color w:val="000000"/>
-              </w:rPr>
-              <w:t xml:space="preserve"> (ЖК Новый Центр)</w:t>
+            <w:noWrap/>
+            <w:vAlign w:val="bottom"/>
+          </w:tcPr>
+          <w:p>
+            <w:pPr>
+              <w:rPr>
+                <w:color w:val="000000"/>
+                <w:sz w:val="22"/>
+                <w:szCs w:val="22"/>
+              </w:rPr>
+            </w:pPr>
+            <w:r>
+              <w:rPr>
+                <w:color w:val="000000"/>
+                <w:sz w:val="22"/>
+                <w:szCs w:val="22"/>
+              </w:rPr>
+              <w:t xml:space="preserve">Караганда, улица Карбышева, 15/1 (ЖК </w:t>
+            </w:r>
+            <w:r>
+              <w:rPr>
+                <w:color w:val="000000"/>
+                <w:spacing w:val="-14"/>
+                <w:sz w:val="22"/>
+                <w:szCs w:val="22"/>
+                <w:bdr w:val="none" w:sz="0" w:space="0" w:color="auto" w:frame="1"/>
+              </w:rPr>
+              <w:t>Argyn)</w:t>
             </w:r>
           </w:p>
         </w:tc>
@@ -2454,16 +1951,18 @@
             <w:pPr>
               <w:jc w:val="right"/>
               <w:rPr>
-                <w:rFonts w:asciiTheme="minorHAnsi" w:hAnsiTheme="minorHAnsi" w:cstheme="minorHAnsi"/>
-                <w:color w:val="000000"/>
-              </w:rPr>
-            </w:pPr>
-            <w:r>
-              <w:rPr>
-                <w:rFonts w:asciiTheme="minorHAnsi" w:hAnsiTheme="minorHAnsi" w:cstheme="minorHAnsi"/>
-                <w:color w:val="000000"/>
-              </w:rPr>
-              <w:t>2</w:t>
+                <w:color w:val="000000"/>
+                <w:sz w:val="22"/>
+                <w:szCs w:val="22"/>
+              </w:rPr>
+            </w:pPr>
+            <w:r>
+              <w:rPr>
+                <w:color w:val="000000"/>
+                <w:sz w:val="22"/>
+                <w:szCs w:val="22"/>
+              </w:rPr>
+              <w:t>3</w:t>
             </w:r>
           </w:p>
         </w:tc>
@@ -2476,22 +1975,23 @@
               <w:bottom w:val="single" w:sz="4" w:space="0" w:color="auto"/>
               <w:right w:val="single" w:sz="8" w:space="0" w:color="auto"/>
             </w:tcBorders>
-            <w:shd w:val="clear" w:color="auto" w:fill="auto"/>
-            <w:noWrap/>
-            <w:vAlign w:val="bottom"/>
-          </w:tcPr>
-          <w:p>
-            <w:pPr>
-              <w:jc w:val="right"/>
-              <w:rPr>
-                <w:rFonts w:ascii="Calibri" w:hAnsi="Calibri" w:cs="Calibri"/>
-                <w:color w:val="000000"/>
-              </w:rPr>
-            </w:pPr>
-            <w:r>
-              <w:rPr>
-                <w:rFonts w:ascii="Calibri" w:hAnsi="Calibri" w:cs="Calibri"/>
-                <w:color w:val="000000"/>
+            <w:noWrap/>
+            <w:vAlign w:val="bottom"/>
+          </w:tcPr>
+          <w:p>
+            <w:pPr>
+              <w:jc w:val="right"/>
+              <w:rPr>
+                <w:color w:val="000000"/>
+                <w:sz w:val="22"/>
+                <w:szCs w:val="22"/>
+              </w:rPr>
+            </w:pPr>
+            <w:r>
+              <w:rPr>
+                <w:color w:val="000000"/>
+                <w:sz w:val="22"/>
+                <w:szCs w:val="22"/>
               </w:rPr>
               <w:t>3</w:t>
             </w:r>
@@ -2500,7 +2000,7 @@
       </w:tr>
       <w:tr>
         <w:trPr>
-          <w:trHeight w:val="353"/>
+          <w:trHeight w:val="52"/>
         </w:trPr>
         <w:tc>
           <w:tcPr>
@@ -2511,67 +2011,24 @@
               <w:bottom w:val="single" w:sz="4" w:space="0" w:color="auto"/>
               <w:right w:val="single" w:sz="4" w:space="0" w:color="auto"/>
             </w:tcBorders>
-            <w:shd w:val="clear" w:color="auto" w:fill="auto"/>
-            <w:noWrap/>
-            <w:vAlign w:val="bottom"/>
-          </w:tcPr>
-          <w:p>
-            <w:pPr>
-              <w:rPr>
-                <w:rFonts w:asciiTheme="minorHAnsi" w:hAnsiTheme="minorHAnsi" w:cstheme="minorHAnsi"/>
-                <w:color w:val="000000"/>
-              </w:rPr>
-            </w:pPr>
-            <w:r>
-              <w:rPr>
-                <w:rFonts w:asciiTheme="minorHAnsi" w:hAnsiTheme="minorHAnsi" w:cstheme="minorHAnsi"/>
-                <w:color w:val="000000"/>
-              </w:rPr>
-              <w:t>Караганда, улица К</w:t>
-            </w:r>
-            <w:r>
-              <w:rPr>
-                <w:rFonts w:asciiTheme="minorHAnsi" w:hAnsiTheme="minorHAnsi" w:cstheme="minorHAnsi"/>
-                <w:color w:val="000000"/>
-              </w:rPr>
-              <w:t>.</w:t>
-            </w:r>
-            <w:r>
-              <w:rPr>
-                <w:rFonts w:asciiTheme="minorHAnsi" w:hAnsiTheme="minorHAnsi" w:cstheme="minorHAnsi"/>
-                <w:color w:val="000000"/>
-              </w:rPr>
-              <w:t xml:space="preserve"> </w:t>
-            </w:r>
-            <w:proofErr w:type="spellStart"/>
-            <w:r>
-              <w:rPr>
-                <w:rFonts w:asciiTheme="minorHAnsi" w:hAnsiTheme="minorHAnsi" w:cstheme="minorHAnsi"/>
-                <w:color w:val="000000"/>
-              </w:rPr>
-              <w:t>Дюсембекова</w:t>
-            </w:r>
-            <w:proofErr w:type="spellEnd"/>
-            <w:r>
-              <w:rPr>
-                <w:rFonts w:asciiTheme="minorHAnsi" w:hAnsiTheme="minorHAnsi" w:cstheme="minorHAnsi"/>
-                <w:color w:val="000000"/>
-              </w:rPr>
-              <w:t>, 83/1</w:t>
-            </w:r>
-            <w:r>
-              <w:rPr>
-                <w:rFonts w:asciiTheme="minorHAnsi" w:hAnsiTheme="minorHAnsi" w:cstheme="minorHAnsi"/>
-                <w:color w:val="000000"/>
-              </w:rPr>
-              <w:t xml:space="preserve"> Блок Б</w:t>
-            </w:r>
-            <w:r>
-              <w:rPr>
-                <w:rFonts w:asciiTheme="minorHAnsi" w:hAnsiTheme="minorHAnsi" w:cstheme="minorHAnsi"/>
-                <w:color w:val="000000"/>
-              </w:rPr>
-              <w:t xml:space="preserve"> (ЖК Новый Центр)</w:t>
+            <w:noWrap/>
+            <w:vAlign w:val="bottom"/>
+          </w:tcPr>
+          <w:p>
+            <w:pPr>
+              <w:rPr>
+                <w:color w:val="000000"/>
+                <w:sz w:val="22"/>
+                <w:szCs w:val="22"/>
+              </w:rPr>
+            </w:pPr>
+            <w:r>
+              <w:rPr>
+                <w:color w:val="000000"/>
+                <w:sz w:val="22"/>
+                <w:szCs w:val="22"/>
+              </w:rPr>
+              <w:t>Караганда, улица Букетова, 60/1 (ЖК Заман 2)</w:t>
             </w:r>
           </w:p>
         </w:tc>
@@ -2587,22 +2044,23 @@
             <w:shd w:val="clear" w:color="000000" w:fill="FFFFFF"/>
             <w:noWrap/>
             <w:vAlign w:val="bottom"/>
-            <w:hideMark/>
-          </w:tcPr>
-          <w:p>
-            <w:pPr>
-              <w:jc w:val="right"/>
-              <w:rPr>
-                <w:rFonts w:asciiTheme="minorHAnsi" w:hAnsiTheme="minorHAnsi" w:cstheme="minorHAnsi"/>
-                <w:color w:val="000000"/>
-              </w:rPr>
-            </w:pPr>
-            <w:r>
-              <w:rPr>
-                <w:rFonts w:asciiTheme="minorHAnsi" w:hAnsiTheme="minorHAnsi" w:cstheme="minorHAnsi"/>
-                <w:color w:val="000000"/>
-              </w:rPr>
-              <w:t>2</w:t>
+          </w:tcPr>
+          <w:p>
+            <w:pPr>
+              <w:jc w:val="right"/>
+              <w:rPr>
+                <w:color w:val="000000"/>
+                <w:sz w:val="22"/>
+                <w:szCs w:val="22"/>
+              </w:rPr>
+            </w:pPr>
+            <w:r>
+              <w:rPr>
+                <w:color w:val="000000"/>
+                <w:sz w:val="22"/>
+                <w:szCs w:val="22"/>
+              </w:rPr>
+              <w:t>3</w:t>
             </w:r>
           </w:p>
         </w:tc>
@@ -2615,23 +2073,23 @@
               <w:bottom w:val="single" w:sz="4" w:space="0" w:color="auto"/>
               <w:right w:val="single" w:sz="8" w:space="0" w:color="auto"/>
             </w:tcBorders>
-            <w:shd w:val="clear" w:color="auto" w:fill="auto"/>
-            <w:noWrap/>
-            <w:vAlign w:val="bottom"/>
-            <w:hideMark/>
-          </w:tcPr>
-          <w:p>
-            <w:pPr>
-              <w:jc w:val="right"/>
-              <w:rPr>
-                <w:rFonts w:asciiTheme="minorHAnsi" w:hAnsiTheme="minorHAnsi" w:cstheme="minorHAnsi"/>
-                <w:color w:val="000000"/>
-              </w:rPr>
-            </w:pPr>
-            <w:r>
-              <w:rPr>
-                <w:rFonts w:ascii="Calibri" w:hAnsi="Calibri" w:cs="Calibri"/>
-                <w:color w:val="000000"/>
+            <w:noWrap/>
+            <w:vAlign w:val="bottom"/>
+          </w:tcPr>
+          <w:p>
+            <w:pPr>
+              <w:jc w:val="right"/>
+              <w:rPr>
+                <w:color w:val="000000"/>
+                <w:sz w:val="22"/>
+                <w:szCs w:val="22"/>
+              </w:rPr>
+            </w:pPr>
+            <w:r>
+              <w:rPr>
+                <w:color w:val="000000"/>
+                <w:sz w:val="22"/>
+                <w:szCs w:val="22"/>
               </w:rPr>
               <w:t>3</w:t>
             </w:r>
@@ -2640,7 +2098,7 @@
       </w:tr>
       <w:tr>
         <w:trPr>
-          <w:trHeight w:val="353"/>
+          <w:trHeight w:val="212"/>
         </w:trPr>
         <w:tc>
           <w:tcPr>
@@ -2651,76 +2109,39 @@
               <w:bottom w:val="single" w:sz="4" w:space="0" w:color="auto"/>
               <w:right w:val="single" w:sz="4" w:space="0" w:color="auto"/>
             </w:tcBorders>
-            <w:shd w:val="clear" w:color="auto" w:fill="auto"/>
-            <w:noWrap/>
-            <w:vAlign w:val="bottom"/>
-          </w:tcPr>
-          <w:p>
-            <w:pPr>
-              <w:rPr>
-                <w:rFonts w:asciiTheme="minorHAnsi" w:hAnsiTheme="minorHAnsi" w:cstheme="minorHAnsi"/>
-                <w:color w:val="000000"/>
-              </w:rPr>
-            </w:pPr>
-            <w:r>
-              <w:rPr>
-                <w:rFonts w:asciiTheme="minorHAnsi" w:hAnsiTheme="minorHAnsi" w:cstheme="minorHAnsi"/>
-                <w:color w:val="000000"/>
-              </w:rPr>
-              <w:t xml:space="preserve">Караганда, улица </w:t>
-            </w:r>
-            <w:proofErr w:type="spellStart"/>
-            <w:r>
-              <w:rPr>
-                <w:rFonts w:asciiTheme="minorHAnsi" w:hAnsiTheme="minorHAnsi" w:cstheme="minorHAnsi"/>
-                <w:color w:val="000000"/>
-              </w:rPr>
-              <w:t>Камали</w:t>
-            </w:r>
-            <w:proofErr w:type="spellEnd"/>
-            <w:r>
-              <w:rPr>
-                <w:rFonts w:asciiTheme="minorHAnsi" w:hAnsiTheme="minorHAnsi" w:cstheme="minorHAnsi"/>
-                <w:color w:val="000000"/>
-              </w:rPr>
-              <w:t xml:space="preserve"> </w:t>
-            </w:r>
-            <w:proofErr w:type="spellStart"/>
-            <w:r>
-              <w:rPr>
-                <w:rFonts w:asciiTheme="minorHAnsi" w:hAnsiTheme="minorHAnsi" w:cstheme="minorHAnsi"/>
-                <w:color w:val="000000"/>
-              </w:rPr>
-              <w:t>Дюсембекова</w:t>
-            </w:r>
-            <w:proofErr w:type="spellEnd"/>
-            <w:r>
-              <w:rPr>
-                <w:rFonts w:asciiTheme="minorHAnsi" w:hAnsiTheme="minorHAnsi" w:cstheme="minorHAnsi"/>
-                <w:color w:val="000000"/>
-              </w:rPr>
-              <w:t>, 83/2</w:t>
-            </w:r>
-            <w:r>
-              <w:rPr>
-                <w:rFonts w:asciiTheme="minorHAnsi" w:hAnsiTheme="minorHAnsi" w:cstheme="minorHAnsi"/>
-                <w:color w:val="000000"/>
-              </w:rPr>
-              <w:t xml:space="preserve"> (ЖК </w:t>
-            </w:r>
-            <w:proofErr w:type="spellStart"/>
-            <w:r>
-              <w:rPr>
-                <w:rFonts w:asciiTheme="minorHAnsi" w:hAnsiTheme="minorHAnsi" w:cstheme="minorHAnsi"/>
-                <w:color w:val="000000"/>
-              </w:rPr>
-              <w:t>Атамекен</w:t>
-            </w:r>
-            <w:proofErr w:type="spellEnd"/>
-            <w:r>
-              <w:rPr>
-                <w:rFonts w:asciiTheme="minorHAnsi" w:hAnsiTheme="minorHAnsi" w:cstheme="minorHAnsi"/>
-                <w:color w:val="000000"/>
+            <w:noWrap/>
+            <w:vAlign w:val="bottom"/>
+          </w:tcPr>
+          <w:p>
+            <w:pPr>
+              <w:rPr>
+                <w:color w:val="000000"/>
+                <w:sz w:val="22"/>
+                <w:szCs w:val="22"/>
+              </w:rPr>
+            </w:pPr>
+            <w:r>
+              <w:rPr>
+                <w:color w:val="000000"/>
+                <w:sz w:val="22"/>
+                <w:szCs w:val="22"/>
+              </w:rPr>
+              <w:t xml:space="preserve">Караганда, микрорайон Степной-2, 18/1 (ЖК </w:t>
+            </w:r>
+            <w:r>
+              <w:rPr>
+                <w:color w:val="000000"/>
+                <w:sz w:val="22"/>
+                <w:szCs w:val="22"/>
+                <w:lang w:val="en-US"/>
+              </w:rPr>
+              <w:t>Avangard</w:t>
+            </w:r>
+            <w:r>
+              <w:rPr>
+                <w:color w:val="000000"/>
+                <w:sz w:val="22"/>
+                <w:szCs w:val="22"/>
               </w:rPr>
               <w:t>)</w:t>
             </w:r>
@@ -2743,16 +2164,20 @@
             <w:pPr>
               <w:jc w:val="right"/>
               <w:rPr>
-                <w:rFonts w:asciiTheme="minorHAnsi" w:hAnsiTheme="minorHAnsi" w:cstheme="minorHAnsi"/>
-                <w:color w:val="000000"/>
-              </w:rPr>
-            </w:pPr>
-            <w:r>
-              <w:rPr>
-                <w:rFonts w:asciiTheme="minorHAnsi" w:hAnsiTheme="minorHAnsi" w:cstheme="minorHAnsi"/>
-                <w:color w:val="000000"/>
-              </w:rPr>
-              <w:t>9</w:t>
+                <w:color w:val="000000"/>
+                <w:sz w:val="22"/>
+                <w:szCs w:val="22"/>
+                <w:lang w:val="en-US"/>
+              </w:rPr>
+            </w:pPr>
+            <w:r>
+              <w:rPr>
+                <w:color w:val="000000"/>
+                <w:sz w:val="22"/>
+                <w:szCs w:val="22"/>
+                <w:lang w:val="en-US"/>
+              </w:rPr>
+              <w:t>4</w:t>
             </w:r>
           </w:p>
         </w:tc>
@@ -2765,22 +2190,23 @@
               <w:bottom w:val="single" w:sz="4" w:space="0" w:color="auto"/>
               <w:right w:val="single" w:sz="8" w:space="0" w:color="auto"/>
             </w:tcBorders>
-            <w:shd w:val="clear" w:color="auto" w:fill="auto"/>
-            <w:noWrap/>
-            <w:vAlign w:val="bottom"/>
-          </w:tcPr>
-          <w:p>
-            <w:pPr>
-              <w:jc w:val="right"/>
-              <w:rPr>
-                <w:rFonts w:ascii="Calibri" w:hAnsi="Calibri" w:cs="Calibri"/>
-                <w:color w:val="000000"/>
-              </w:rPr>
-            </w:pPr>
-            <w:r>
-              <w:rPr>
-                <w:rFonts w:ascii="Calibri" w:hAnsi="Calibri" w:cs="Calibri"/>
-                <w:color w:val="000000"/>
+            <w:noWrap/>
+            <w:vAlign w:val="bottom"/>
+          </w:tcPr>
+          <w:p>
+            <w:pPr>
+              <w:jc w:val="right"/>
+              <w:rPr>
+                <w:color w:val="000000"/>
+                <w:sz w:val="22"/>
+                <w:szCs w:val="22"/>
+              </w:rPr>
+            </w:pPr>
+            <w:r>
+              <w:rPr>
+                <w:color w:val="000000"/>
+                <w:sz w:val="22"/>
+                <w:szCs w:val="22"/>
               </w:rPr>
               <w:t>3</w:t>
             </w:r>
@@ -2789,7 +2215,223 @@
       </w:tr>
       <w:tr>
         <w:trPr>
-          <w:trHeight w:val="353"/>
+          <w:trHeight w:val="88"/>
+        </w:trPr>
+        <w:tc>
+          <w:tcPr>
+            <w:tcW w:w="7253" w:type="dxa"/>
+            <w:tcBorders>
+              <w:top w:val="nil"/>
+              <w:left w:val="single" w:sz="8" w:space="0" w:color="auto"/>
+              <w:bottom w:val="single" w:sz="4" w:space="0" w:color="auto"/>
+              <w:right w:val="single" w:sz="4" w:space="0" w:color="auto"/>
+            </w:tcBorders>
+            <w:noWrap/>
+            <w:vAlign w:val="bottom"/>
+          </w:tcPr>
+          <w:p>
+            <w:pPr>
+              <w:rPr>
+                <w:color w:val="000000"/>
+                <w:sz w:val="22"/>
+                <w:szCs w:val="22"/>
+              </w:rPr>
+            </w:pPr>
+            <w:r>
+              <w:rPr>
+                <w:color w:val="000000"/>
+                <w:sz w:val="22"/>
+                <w:szCs w:val="22"/>
+              </w:rPr>
+              <w:t xml:space="preserve">Караганда, 218-й учетный квартал, 154 (ЖК </w:t>
+            </w:r>
+            <w:r>
+              <w:rPr>
+                <w:color w:val="262626"/>
+                <w:spacing w:val="-9"/>
+                <w:sz w:val="22"/>
+                <w:szCs w:val="22"/>
+                <w:shd w:val="clear" w:color="auto" w:fill="FFFFFF"/>
+              </w:rPr>
+              <w:t>Medina</w:t>
+            </w:r>
+            <w:r>
+              <w:rPr>
+                <w:color w:val="000000"/>
+                <w:sz w:val="22"/>
+                <w:szCs w:val="22"/>
+              </w:rPr>
+              <w:t>)</w:t>
+            </w:r>
+          </w:p>
+        </w:tc>
+        <w:tc>
+          <w:tcPr>
+            <w:tcW w:w="993" w:type="dxa"/>
+            <w:tcBorders>
+              <w:top w:val="nil"/>
+              <w:left w:val="nil"/>
+              <w:bottom w:val="single" w:sz="4" w:space="0" w:color="auto"/>
+              <w:right w:val="single" w:sz="4" w:space="0" w:color="auto"/>
+            </w:tcBorders>
+            <w:shd w:val="clear" w:color="000000" w:fill="FFFFFF"/>
+            <w:noWrap/>
+            <w:vAlign w:val="bottom"/>
+          </w:tcPr>
+          <w:p>
+            <w:pPr>
+              <w:jc w:val="right"/>
+              <w:rPr>
+                <w:color w:val="000000"/>
+                <w:sz w:val="22"/>
+                <w:szCs w:val="22"/>
+                <w:lang w:val="en-US"/>
+              </w:rPr>
+            </w:pPr>
+            <w:r>
+              <w:rPr>
+                <w:color w:val="000000"/>
+                <w:sz w:val="22"/>
+                <w:szCs w:val="22"/>
+                <w:lang w:val="en-US"/>
+              </w:rPr>
+              <w:t>7</w:t>
+            </w:r>
+          </w:p>
+        </w:tc>
+        <w:tc>
+          <w:tcPr>
+            <w:tcW w:w="1196" w:type="dxa"/>
+            <w:tcBorders>
+              <w:top w:val="nil"/>
+              <w:left w:val="nil"/>
+              <w:bottom w:val="single" w:sz="4" w:space="0" w:color="auto"/>
+              <w:right w:val="single" w:sz="8" w:space="0" w:color="auto"/>
+            </w:tcBorders>
+            <w:noWrap/>
+            <w:vAlign w:val="bottom"/>
+          </w:tcPr>
+          <w:p>
+            <w:pPr>
+              <w:jc w:val="right"/>
+              <w:rPr>
+                <w:color w:val="000000"/>
+                <w:sz w:val="22"/>
+                <w:szCs w:val="22"/>
+              </w:rPr>
+            </w:pPr>
+            <w:r>
+              <w:rPr>
+                <w:color w:val="000000"/>
+                <w:sz w:val="22"/>
+                <w:szCs w:val="22"/>
+              </w:rPr>
+              <w:t>3</w:t>
+            </w:r>
+          </w:p>
+        </w:tc>
+      </w:tr>
+      <w:tr>
+        <w:trPr>
+          <w:trHeight w:val="262"/>
+        </w:trPr>
+        <w:tc>
+          <w:tcPr>
+            <w:tcW w:w="7253" w:type="dxa"/>
+            <w:tcBorders>
+              <w:top w:val="nil"/>
+              <w:left w:val="single" w:sz="8" w:space="0" w:color="auto"/>
+              <w:bottom w:val="single" w:sz="4" w:space="0" w:color="auto"/>
+              <w:right w:val="single" w:sz="4" w:space="0" w:color="auto"/>
+            </w:tcBorders>
+            <w:noWrap/>
+            <w:vAlign w:val="bottom"/>
+          </w:tcPr>
+          <w:p>
+            <w:pPr>
+              <w:rPr>
+                <w:color w:val="000000"/>
+                <w:sz w:val="22"/>
+                <w:szCs w:val="22"/>
+              </w:rPr>
+            </w:pPr>
+            <w:r>
+              <w:rPr>
+                <w:color w:val="000000"/>
+                <w:sz w:val="22"/>
+                <w:szCs w:val="22"/>
+              </w:rPr>
+              <w:t>Караганда, улица Сабита Муканова, 88 (ЖК Династия)</w:t>
+            </w:r>
+          </w:p>
+        </w:tc>
+        <w:tc>
+          <w:tcPr>
+            <w:tcW w:w="993" w:type="dxa"/>
+            <w:tcBorders>
+              <w:top w:val="nil"/>
+              <w:left w:val="nil"/>
+              <w:bottom w:val="single" w:sz="4" w:space="0" w:color="auto"/>
+              <w:right w:val="single" w:sz="4" w:space="0" w:color="auto"/>
+            </w:tcBorders>
+            <w:shd w:val="clear" w:color="000000" w:fill="FFFFFF"/>
+            <w:noWrap/>
+            <w:vAlign w:val="bottom"/>
+          </w:tcPr>
+          <w:p>
+            <w:pPr>
+              <w:jc w:val="right"/>
+              <w:rPr>
+                <w:color w:val="000000"/>
+                <w:sz w:val="22"/>
+                <w:szCs w:val="22"/>
+              </w:rPr>
+            </w:pPr>
+            <w:r>
+              <w:rPr>
+                <w:color w:val="000000"/>
+                <w:sz w:val="22"/>
+                <w:szCs w:val="22"/>
+              </w:rPr>
+              <w:t>7</w:t>
+            </w:r>
+          </w:p>
+        </w:tc>
+        <w:tc>
+          <w:tcPr>
+            <w:tcW w:w="1196" w:type="dxa"/>
+            <w:tcBorders>
+              <w:top w:val="nil"/>
+              <w:left w:val="nil"/>
+              <w:bottom w:val="single" w:sz="4" w:space="0" w:color="auto"/>
+              <w:right w:val="single" w:sz="8" w:space="0" w:color="auto"/>
+            </w:tcBorders>
+            <w:noWrap/>
+            <w:vAlign w:val="bottom"/>
+          </w:tcPr>
+          <w:p>
+            <w:pPr>
+              <w:jc w:val="right"/>
+              <w:rPr>
+                <w:color w:val="000000"/>
+                <w:sz w:val="22"/>
+                <w:szCs w:val="22"/>
+              </w:rPr>
+            </w:pPr>
+            <w:r>
+              <w:rPr>
+                <w:color w:val="000000"/>
+                <w:sz w:val="22"/>
+                <w:szCs w:val="22"/>
+              </w:rPr>
+              <w:t>3</w:t>
+            </w:r>
+          </w:p>
+        </w:tc>
+      </w:tr>
+      <w:tr>
+        <w:trPr>
+          <w:trHeight w:val="114"/>
         </w:trPr>
         <w:tc>
           <w:tcPr>
@@ -2808,14 +2450,16 @@
           <w:p>
             <w:pPr>
               <w:rPr>
-                <w:rFonts w:asciiTheme="minorHAnsi" w:hAnsiTheme="minorHAnsi" w:cstheme="minorHAnsi"/>
-                <w:color w:val="000000"/>
-              </w:rPr>
-            </w:pPr>
-            <w:r>
-              <w:rPr>
-                <w:rFonts w:asciiTheme="minorHAnsi" w:hAnsiTheme="minorHAnsi" w:cstheme="minorHAnsi"/>
-                <w:color w:val="000000"/>
+                <w:color w:val="000000"/>
+                <w:sz w:val="22"/>
+                <w:szCs w:val="22"/>
+              </w:rPr>
+            </w:pPr>
+            <w:r>
+              <w:rPr>
+                <w:color w:val="000000"/>
+                <w:sz w:val="22"/>
+                <w:szCs w:val="22"/>
               </w:rPr>
               <w:t>Итого</w:t>
             </w:r>
@@ -2839,23 +2483,18 @@
             <w:pPr>
               <w:jc w:val="right"/>
               <w:rPr>
-                <w:rFonts w:asciiTheme="minorHAnsi" w:hAnsiTheme="minorHAnsi" w:cstheme="minorHAnsi"/>
-                <w:color w:val="000000"/>
-              </w:rPr>
-            </w:pPr>
-            <w:r>
-              <w:rPr>
-                <w:rFonts w:asciiTheme="minorHAnsi" w:hAnsiTheme="minorHAnsi" w:cstheme="minorHAnsi"/>
-                <w:color w:val="000000"/>
-              </w:rPr>
-              <w:t>10</w:t>
-            </w:r>
-            <w:r>
-              <w:rPr>
-                <w:rFonts w:asciiTheme="minorHAnsi" w:hAnsiTheme="minorHAnsi" w:cstheme="minorHAnsi"/>
-                <w:color w:val="000000"/>
-              </w:rPr>
-              <w:t>2</w:t>
+                <w:color w:val="000000"/>
+                <w:sz w:val="22"/>
+                <w:szCs w:val="22"/>
+              </w:rPr>
+            </w:pPr>
+            <w:r>
+              <w:rPr>
+                <w:color w:val="000000"/>
+                <w:sz w:val="22"/>
+                <w:szCs w:val="22"/>
+              </w:rPr>
+              <w:t>101</w:t>
             </w:r>
           </w:p>
         </w:tc>
@@ -2868,7 +2507,6 @@
               <w:bottom w:val="single" w:sz="8" w:space="0" w:color="auto"/>
               <w:right w:val="single" w:sz="8" w:space="0" w:color="auto"/>
             </w:tcBorders>
-            <w:shd w:val="clear" w:color="auto" w:fill="auto"/>
             <w:noWrap/>
             <w:vAlign w:val="bottom"/>
             <w:hideMark/>
@@ -2876,14 +2514,16 @@
           <w:p>
             <w:pPr>
               <w:rPr>
-                <w:rFonts w:asciiTheme="minorHAnsi" w:hAnsiTheme="minorHAnsi" w:cstheme="minorHAnsi"/>
-                <w:color w:val="000000"/>
-              </w:rPr>
-            </w:pPr>
-            <w:r>
-              <w:rPr>
-                <w:rFonts w:asciiTheme="minorHAnsi" w:hAnsiTheme="minorHAnsi" w:cstheme="minorHAnsi"/>
-                <w:color w:val="000000"/>
+                <w:color w:val="000000"/>
+                <w:sz w:val="22"/>
+                <w:szCs w:val="22"/>
+              </w:rPr>
+            </w:pPr>
+            <w:r>
+              <w:rPr>
+                <w:color w:val="000000"/>
+                <w:sz w:val="22"/>
+                <w:szCs w:val="22"/>
               </w:rPr>
               <w:t> </w:t>
             </w:r>
@@ -2900,24 +2540,7 @@
         </w:rPr>
       </w:pPr>
     </w:p>
-    <w:p>
-      <w:pPr>
-        <w:rPr>
-          <w:rFonts w:ascii="Calibri" w:hAnsi="Calibri" w:cs="Calibri"/>
-          <w:b/>
-          <w:bCs/>
-        </w:rPr>
-      </w:pPr>
-    </w:p>
-    <w:p>
-      <w:pPr>
-        <w:rPr>
-          <w:rFonts w:ascii="Calibri" w:hAnsi="Calibri" w:cs="Calibri"/>
-          <w:b/>
-          <w:bCs/>
-        </w:rPr>
-      </w:pPr>
-    </w:p>
+    <w:bookmarkEnd w:id="0"/>
     <w:p>
       <w:pPr>
         <w:tabs>
@@ -2928,20 +2551,6 @@
           <w:b/>
         </w:rPr>
       </w:pPr>
-    </w:p>
-    <w:p>
-      <w:pPr>
-        <w:tabs>
-          <w:tab w:val="left" w:pos="3194"/>
-        </w:tabs>
-        <w:rPr>
-          <w:rFonts w:ascii="Calibri" w:hAnsi="Calibri" w:cs="Calibri"/>
-          <w:b/>
-        </w:rPr>
-      </w:pPr>
-      <w:bookmarkStart w:id="1" w:name="_GoBack"/>
-      <w:bookmarkEnd w:id="0"/>
-      <w:bookmarkEnd w:id="1"/>
     </w:p>
     <w:p/>
     <w:sectPr>
@@ -2958,7 +2567,7 @@
 </file>
 
 <file path=word/endnotes.xml><?xml version="1.0" encoding="utf-8"?>
-<w:endnotes xmlns:wpc="http://schemas.microsoft.com/office/word/2010/wordprocessingCanvas" xmlns:mc="http://schemas.openxmlformats.org/markup-compatibility/2006" xmlns:o="urn:schemas-microsoft-com:office:office" xmlns:r="http://schemas.openxmlformats.org/officeDocument/2006/relationships" xmlns:m="http://schemas.openxmlformats.org/officeDocument/2006/math" xmlns:v="urn:schemas-microsoft-com:vml" xmlns:wp14="http://schemas.microsoft.com/office/word/2010/wordprocessingDrawing" xmlns:wp="http://schemas.openxmlformats.org/drawingml/2006/wordprocessingDrawing" xmlns:w10="urn:schemas-microsoft-com:office:word" xmlns:w="http://schemas.openxmlformats.org/wordprocessingml/2006/main" xmlns:w14="http://schemas.microsoft.com/office/word/2010/wordml" xmlns:w15="http://schemas.microsoft.com/office/word/2012/wordml" xmlns:wpg="http://schemas.microsoft.com/office/word/2010/wordprocessingGroup" xmlns:wpi="http://schemas.microsoft.com/office/word/2010/wordprocessingInk" xmlns:wne="http://schemas.microsoft.com/office/word/2006/wordml" xmlns:wps="http://schemas.microsoft.com/office/word/2010/wordprocessingShape" mc:Ignorable="w14 w15 wp14">
+<w:endnotes xmlns:wpc="http://schemas.microsoft.com/office/word/2010/wordprocessingCanvas" xmlns:cx="http://schemas.microsoft.com/office/drawing/2014/chartex" xmlns:cx1="http://schemas.microsoft.com/office/drawing/2015/9/8/chartex" xmlns:cx2="http://schemas.microsoft.com/office/drawing/2015/10/21/chartex" xmlns:cx3="http://schemas.microsoft.com/office/drawing/2016/5/9/chartex" xmlns:cx4="http://schemas.microsoft.com/office/drawing/2016/5/10/chartex" xmlns:cx5="http://schemas.microsoft.com/office/drawing/2016/5/11/chartex" xmlns:cx6="http://schemas.microsoft.com/office/drawing/2016/5/12/chartex" xmlns:cx7="http://schemas.microsoft.com/office/drawing/2016/5/13/chartex" xmlns:cx8="http://schemas.microsoft.com/office/drawing/2016/5/14/chartex" xmlns:mc="http://schemas.openxmlformats.org/markup-compatibility/2006" xmlns:aink="http://schemas.microsoft.com/office/drawing/2016/ink" xmlns:am3d="http://schemas.microsoft.com/office/drawing/2017/model3d" xmlns:o="urn:schemas-microsoft-com:office:office" xmlns:oel="http://schemas.microsoft.com/office/2019/extlst" xmlns:r="http://schemas.openxmlformats.org/officeDocument/2006/relationships" xmlns:m="http://schemas.openxmlformats.org/officeDocument/2006/math" xmlns:v="urn:schemas-microsoft-com:vml" xmlns:wp14="http://schemas.microsoft.com/office/word/2010/wordprocessingDrawing" xmlns:wp="http://schemas.openxmlformats.org/drawingml/2006/wordprocessingDrawing" xmlns:w10="urn:schemas-microsoft-com:office:word" xmlns:w="http://schemas.openxmlformats.org/wordprocessingml/2006/main" xmlns:w14="http://schemas.microsoft.com/office/word/2010/wordml" xmlns:w15="http://schemas.microsoft.com/office/word/2012/wordml" xmlns:w16cex="http://schemas.microsoft.com/office/word/2018/wordml/cex" xmlns:w16cid="http://schemas.microsoft.com/office/word/2016/wordml/cid" xmlns:w16="http://schemas.microsoft.com/office/word/2018/wordml" xmlns:w16du="http://schemas.microsoft.com/office/word/2023/wordml/word16du" xmlns:w16sdtdh="http://schemas.microsoft.com/office/word/2020/wordml/sdtdatahash" xmlns:w16sdtfl="http://schemas.microsoft.com/office/word/2024/wordml/sdtformatlock" xmlns:w16se="http://schemas.microsoft.com/office/word/2015/wordml/symex" xmlns:wpg="http://schemas.microsoft.com/office/word/2010/wordprocessingGroup" xmlns:wpi="http://schemas.microsoft.com/office/word/2010/wordprocessingInk" xmlns:wne="http://schemas.microsoft.com/office/word/2006/wordml" xmlns:wps="http://schemas.microsoft.com/office/word/2010/wordprocessingShape" mc:Ignorable="w14 w15 w16se w16cid w16 w16cex w16sdtdh w16sdtfl w16du wp14">
   <w:endnote w:type="separator" w:id="-1">
     <w:p>
       <w:r>
@@ -2977,7 +2586,7 @@
 </file>
 
 <file path=word/footer1.xml><?xml version="1.0" encoding="utf-8"?>
-<w:ftr xmlns:wpc="http://schemas.microsoft.com/office/word/2010/wordprocessingCanvas" xmlns:mc="http://schemas.openxmlformats.org/markup-compatibility/2006" xmlns:o="urn:schemas-microsoft-com:office:office" xmlns:r="http://schemas.openxmlformats.org/officeDocument/2006/relationships" xmlns:m="http://schemas.openxmlformats.org/officeDocument/2006/math" xmlns:v="urn:schemas-microsoft-com:vml" xmlns:wp14="http://schemas.microsoft.com/office/word/2010/wordprocessingDrawing" xmlns:wp="http://schemas.openxmlformats.org/drawingml/2006/wordprocessingDrawing" xmlns:w10="urn:schemas-microsoft-com:office:word" xmlns:w="http://schemas.openxmlformats.org/wordprocessingml/2006/main" xmlns:w14="http://schemas.microsoft.com/office/word/2010/wordml" xmlns:w15="http://schemas.microsoft.com/office/word/2012/wordml" xmlns:wpg="http://schemas.microsoft.com/office/word/2010/wordprocessingGroup" xmlns:wpi="http://schemas.microsoft.com/office/word/2010/wordprocessingInk" xmlns:wne="http://schemas.microsoft.com/office/word/2006/wordml" xmlns:wps="http://schemas.microsoft.com/office/word/2010/wordprocessingShape" mc:Ignorable="w14 w15 wp14">
+<w:ftr xmlns:wpc="http://schemas.microsoft.com/office/word/2010/wordprocessingCanvas" xmlns:cx="http://schemas.microsoft.com/office/drawing/2014/chartex" xmlns:cx1="http://schemas.microsoft.com/office/drawing/2015/9/8/chartex" xmlns:cx2="http://schemas.microsoft.com/office/drawing/2015/10/21/chartex" xmlns:cx3="http://schemas.microsoft.com/office/drawing/2016/5/9/chartex" xmlns:cx4="http://schemas.microsoft.com/office/drawing/2016/5/10/chartex" xmlns:cx5="http://schemas.microsoft.com/office/drawing/2016/5/11/chartex" xmlns:cx6="http://schemas.microsoft.com/office/drawing/2016/5/12/chartex" xmlns:cx7="http://schemas.microsoft.com/office/drawing/2016/5/13/chartex" xmlns:cx8="http://schemas.microsoft.com/office/drawing/2016/5/14/chartex" xmlns:mc="http://schemas.openxmlformats.org/markup-compatibility/2006" xmlns:aink="http://schemas.microsoft.com/office/drawing/2016/ink" xmlns:am3d="http://schemas.microsoft.com/office/drawing/2017/model3d" xmlns:o="urn:schemas-microsoft-com:office:office" xmlns:oel="http://schemas.microsoft.com/office/2019/extlst" xmlns:r="http://schemas.openxmlformats.org/officeDocument/2006/relationships" xmlns:m="http://schemas.openxmlformats.org/officeDocument/2006/math" xmlns:v="urn:schemas-microsoft-com:vml" xmlns:wp14="http://schemas.microsoft.com/office/word/2010/wordprocessingDrawing" xmlns:wp="http://schemas.openxmlformats.org/drawingml/2006/wordprocessingDrawing" xmlns:w10="urn:schemas-microsoft-com:office:word" xmlns:w="http://schemas.openxmlformats.org/wordprocessingml/2006/main" xmlns:w14="http://schemas.microsoft.com/office/word/2010/wordml" xmlns:w15="http://schemas.microsoft.com/office/word/2012/wordml" xmlns:w16cex="http://schemas.microsoft.com/office/word/2018/wordml/cex" xmlns:w16cid="http://schemas.microsoft.com/office/word/2016/wordml/cid" xmlns:w16="http://schemas.microsoft.com/office/word/2018/wordml" xmlns:w16du="http://schemas.microsoft.com/office/word/2023/wordml/word16du" xmlns:w16sdtdh="http://schemas.microsoft.com/office/word/2020/wordml/sdtdatahash" xmlns:w16sdtfl="http://schemas.microsoft.com/office/word/2024/wordml/sdtformatlock" xmlns:w16se="http://schemas.microsoft.com/office/word/2015/wordml/symex" xmlns:wpg="http://schemas.microsoft.com/office/word/2010/wordprocessingGroup" xmlns:wpi="http://schemas.microsoft.com/office/word/2010/wordprocessingInk" xmlns:wne="http://schemas.microsoft.com/office/word/2006/wordml" xmlns:wps="http://schemas.microsoft.com/office/word/2010/wordprocessingShape" mc:Ignorable="w14 w15 w16se w16cid w16 w16cex w16sdtdh w16sdtfl w16du wp14">
   <w:p>
     <w:pPr>
       <w:pStyle w:val="a3"/>
@@ -3026,7 +2635,7 @@
 </file>
 
 <file path=word/footer2.xml><?xml version="1.0" encoding="utf-8"?>
-<w:ftr xmlns:wpc="http://schemas.microsoft.com/office/word/2010/wordprocessingCanvas" xmlns:mc="http://schemas.openxmlformats.org/markup-compatibility/2006" xmlns:o="urn:schemas-microsoft-com:office:office" xmlns:r="http://schemas.openxmlformats.org/officeDocument/2006/relationships" xmlns:m="http://schemas.openxmlformats.org/officeDocument/2006/math" xmlns:v="urn:schemas-microsoft-com:vml" xmlns:wp14="http://schemas.microsoft.com/office/word/2010/wordprocessingDrawing" xmlns:wp="http://schemas.openxmlformats.org/drawingml/2006/wordprocessingDrawing" xmlns:w10="urn:schemas-microsoft-com:office:word" xmlns:w="http://schemas.openxmlformats.org/wordprocessingml/2006/main" xmlns:w14="http://schemas.microsoft.com/office/word/2010/wordml" xmlns:w15="http://schemas.microsoft.com/office/word/2012/wordml" xmlns:wpg="http://schemas.microsoft.com/office/word/2010/wordprocessingGroup" xmlns:wpi="http://schemas.microsoft.com/office/word/2010/wordprocessingInk" xmlns:wne="http://schemas.microsoft.com/office/word/2006/wordml" xmlns:wps="http://schemas.microsoft.com/office/word/2010/wordprocessingShape" mc:Ignorable="w14 w15 wp14">
+<w:ftr xmlns:wpc="http://schemas.microsoft.com/office/word/2010/wordprocessingCanvas" xmlns:cx="http://schemas.microsoft.com/office/drawing/2014/chartex" xmlns:cx1="http://schemas.microsoft.com/office/drawing/2015/9/8/chartex" xmlns:cx2="http://schemas.microsoft.com/office/drawing/2015/10/21/chartex" xmlns:cx3="http://schemas.microsoft.com/office/drawing/2016/5/9/chartex" xmlns:cx4="http://schemas.microsoft.com/office/drawing/2016/5/10/chartex" xmlns:cx5="http://schemas.microsoft.com/office/drawing/2016/5/11/chartex" xmlns:cx6="http://schemas.microsoft.com/office/drawing/2016/5/12/chartex" xmlns:cx7="http://schemas.microsoft.com/office/drawing/2016/5/13/chartex" xmlns:cx8="http://schemas.microsoft.com/office/drawing/2016/5/14/chartex" xmlns:mc="http://schemas.openxmlformats.org/markup-compatibility/2006" xmlns:aink="http://schemas.microsoft.com/office/drawing/2016/ink" xmlns:am3d="http://schemas.microsoft.com/office/drawing/2017/model3d" xmlns:o="urn:schemas-microsoft-com:office:office" xmlns:oel="http://schemas.microsoft.com/office/2019/extlst" xmlns:r="http://schemas.openxmlformats.org/officeDocument/2006/relationships" xmlns:m="http://schemas.openxmlformats.org/officeDocument/2006/math" xmlns:v="urn:schemas-microsoft-com:vml" xmlns:wp14="http://schemas.microsoft.com/office/word/2010/wordprocessingDrawing" xmlns:wp="http://schemas.openxmlformats.org/drawingml/2006/wordprocessingDrawing" xmlns:w10="urn:schemas-microsoft-com:office:word" xmlns:w="http://schemas.openxmlformats.org/wordprocessingml/2006/main" xmlns:w14="http://schemas.microsoft.com/office/word/2010/wordml" xmlns:w15="http://schemas.microsoft.com/office/word/2012/wordml" xmlns:w16cex="http://schemas.microsoft.com/office/word/2018/wordml/cex" xmlns:w16cid="http://schemas.microsoft.com/office/word/2016/wordml/cid" xmlns:w16="http://schemas.microsoft.com/office/word/2018/wordml" xmlns:w16du="http://schemas.microsoft.com/office/word/2023/wordml/word16du" xmlns:w16sdtdh="http://schemas.microsoft.com/office/word/2020/wordml/sdtdatahash" xmlns:w16sdtfl="http://schemas.microsoft.com/office/word/2024/wordml/sdtformatlock" xmlns:w16se="http://schemas.microsoft.com/office/word/2015/wordml/symex" xmlns:wpg="http://schemas.microsoft.com/office/word/2010/wordprocessingGroup" xmlns:wpi="http://schemas.microsoft.com/office/word/2010/wordprocessingInk" xmlns:wne="http://schemas.microsoft.com/office/word/2006/wordml" xmlns:wps="http://schemas.microsoft.com/office/word/2010/wordprocessingShape" mc:Ignorable="w14 w15 w16se w16cid w16 w16cex w16sdtdh w16sdtfl w16du wp14">
   <w:p>
     <w:pPr>
       <w:pStyle w:val="a3"/>
@@ -3042,7 +2651,7 @@
 </file>
 
 <file path=word/footer3.xml><?xml version="1.0" encoding="utf-8"?>
-<w:ftr xmlns:wpc="http://schemas.microsoft.com/office/word/2010/wordprocessingCanvas" xmlns:mc="http://schemas.openxmlformats.org/markup-compatibility/2006" xmlns:o="urn:schemas-microsoft-com:office:office" xmlns:r="http://schemas.openxmlformats.org/officeDocument/2006/relationships" xmlns:m="http://schemas.openxmlformats.org/officeDocument/2006/math" xmlns:v="urn:schemas-microsoft-com:vml" xmlns:wp14="http://schemas.microsoft.com/office/word/2010/wordprocessingDrawing" xmlns:wp="http://schemas.openxmlformats.org/drawingml/2006/wordprocessingDrawing" xmlns:w10="urn:schemas-microsoft-com:office:word" xmlns:w="http://schemas.openxmlformats.org/wordprocessingml/2006/main" xmlns:w14="http://schemas.microsoft.com/office/word/2010/wordml" xmlns:w15="http://schemas.microsoft.com/office/word/2012/wordml" xmlns:wpg="http://schemas.microsoft.com/office/word/2010/wordprocessingGroup" xmlns:wpi="http://schemas.microsoft.com/office/word/2010/wordprocessingInk" xmlns:wne="http://schemas.microsoft.com/office/word/2006/wordml" xmlns:wps="http://schemas.microsoft.com/office/word/2010/wordprocessingShape" mc:Ignorable="w14 w15 wp14">
+<w:ftr xmlns:wpc="http://schemas.microsoft.com/office/word/2010/wordprocessingCanvas" xmlns:cx="http://schemas.microsoft.com/office/drawing/2014/chartex" xmlns:cx1="http://schemas.microsoft.com/office/drawing/2015/9/8/chartex" xmlns:cx2="http://schemas.microsoft.com/office/drawing/2015/10/21/chartex" xmlns:cx3="http://schemas.microsoft.com/office/drawing/2016/5/9/chartex" xmlns:cx4="http://schemas.microsoft.com/office/drawing/2016/5/10/chartex" xmlns:cx5="http://schemas.microsoft.com/office/drawing/2016/5/11/chartex" xmlns:cx6="http://schemas.microsoft.com/office/drawing/2016/5/12/chartex" xmlns:cx7="http://schemas.microsoft.com/office/drawing/2016/5/13/chartex" xmlns:cx8="http://schemas.microsoft.com/office/drawing/2016/5/14/chartex" xmlns:mc="http://schemas.openxmlformats.org/markup-compatibility/2006" xmlns:aink="http://schemas.microsoft.com/office/drawing/2016/ink" xmlns:am3d="http://schemas.microsoft.com/office/drawing/2017/model3d" xmlns:o="urn:schemas-microsoft-com:office:office" xmlns:oel="http://schemas.microsoft.com/office/2019/extlst" xmlns:r="http://schemas.openxmlformats.org/officeDocument/2006/relationships" xmlns:m="http://schemas.openxmlformats.org/officeDocument/2006/math" xmlns:v="urn:schemas-microsoft-com:vml" xmlns:wp14="http://schemas.microsoft.com/office/word/2010/wordprocessingDrawing" xmlns:wp="http://schemas.openxmlformats.org/drawingml/2006/wordprocessingDrawing" xmlns:w10="urn:schemas-microsoft-com:office:word" xmlns:w="http://schemas.openxmlformats.org/wordprocessingml/2006/main" xmlns:w14="http://schemas.microsoft.com/office/word/2010/wordml" xmlns:w15="http://schemas.microsoft.com/office/word/2012/wordml" xmlns:w16cex="http://schemas.microsoft.com/office/word/2018/wordml/cex" xmlns:w16cid="http://schemas.microsoft.com/office/word/2016/wordml/cid" xmlns:w16="http://schemas.microsoft.com/office/word/2018/wordml" xmlns:w16du="http://schemas.microsoft.com/office/word/2023/wordml/word16du" xmlns:w16sdtdh="http://schemas.microsoft.com/office/word/2020/wordml/sdtdatahash" xmlns:w16sdtfl="http://schemas.microsoft.com/office/word/2024/wordml/sdtformatlock" xmlns:w16se="http://schemas.microsoft.com/office/word/2015/wordml/symex" xmlns:wpg="http://schemas.microsoft.com/office/word/2010/wordprocessingGroup" xmlns:wpi="http://schemas.microsoft.com/office/word/2010/wordprocessingInk" xmlns:wne="http://schemas.microsoft.com/office/word/2006/wordml" xmlns:wps="http://schemas.microsoft.com/office/word/2010/wordprocessingShape" mc:Ignorable="w14 w15 w16se w16cid w16 w16cex w16sdtdh w16sdtfl w16du wp14">
   <w:p>
     <w:pPr>
       <w:pStyle w:val="a3"/>
@@ -3077,7 +2686,7 @@
 </file>
 
 <file path=word/footnotes.xml><?xml version="1.0" encoding="utf-8"?>
-<w:footnotes xmlns:wpc="http://schemas.microsoft.com/office/word/2010/wordprocessingCanvas" xmlns:mc="http://schemas.openxmlformats.org/markup-compatibility/2006" xmlns:o="urn:schemas-microsoft-com:office:office" xmlns:r="http://schemas.openxmlformats.org/officeDocument/2006/relationships" xmlns:m="http://schemas.openxmlformats.org/officeDocument/2006/math" xmlns:v="urn:schemas-microsoft-com:vml" xmlns:wp14="http://schemas.microsoft.com/office/word/2010/wordprocessingDrawing" xmlns:wp="http://schemas.openxmlformats.org/drawingml/2006/wordprocessingDrawing" xmlns:w10="urn:schemas-microsoft-com:office:word" xmlns:w="http://schemas.openxmlformats.org/wordprocessingml/2006/main" xmlns:w14="http://schemas.microsoft.com/office/word/2010/wordml" xmlns:w15="http://schemas.microsoft.com/office/word/2012/wordml" xmlns:wpg="http://schemas.microsoft.com/office/word/2010/wordprocessingGroup" xmlns:wpi="http://schemas.microsoft.com/office/word/2010/wordprocessingInk" xmlns:wne="http://schemas.microsoft.com/office/word/2006/wordml" xmlns:wps="http://schemas.microsoft.com/office/word/2010/wordprocessingShape" mc:Ignorable="w14 w15 wp14">
+<w:footnotes xmlns:wpc="http://schemas.microsoft.com/office/word/2010/wordprocessingCanvas" xmlns:cx="http://schemas.microsoft.com/office/drawing/2014/chartex" xmlns:cx1="http://schemas.microsoft.com/office/drawing/2015/9/8/chartex" xmlns:cx2="http://schemas.microsoft.com/office/drawing/2015/10/21/chartex" xmlns:cx3="http://schemas.microsoft.com/office/drawing/2016/5/9/chartex" xmlns:cx4="http://schemas.microsoft.com/office/drawing/2016/5/10/chartex" xmlns:cx5="http://schemas.microsoft.com/office/drawing/2016/5/11/chartex" xmlns:cx6="http://schemas.microsoft.com/office/drawing/2016/5/12/chartex" xmlns:cx7="http://schemas.microsoft.com/office/drawing/2016/5/13/chartex" xmlns:cx8="http://schemas.microsoft.com/office/drawing/2016/5/14/chartex" xmlns:mc="http://schemas.openxmlformats.org/markup-compatibility/2006" xmlns:aink="http://schemas.microsoft.com/office/drawing/2016/ink" xmlns:am3d="http://schemas.microsoft.com/office/drawing/2017/model3d" xmlns:o="urn:schemas-microsoft-com:office:office" xmlns:oel="http://schemas.microsoft.com/office/2019/extlst" xmlns:r="http://schemas.openxmlformats.org/officeDocument/2006/relationships" xmlns:m="http://schemas.openxmlformats.org/officeDocument/2006/math" xmlns:v="urn:schemas-microsoft-com:vml" xmlns:wp14="http://schemas.microsoft.com/office/word/2010/wordprocessingDrawing" xmlns:wp="http://schemas.openxmlformats.org/drawingml/2006/wordprocessingDrawing" xmlns:w10="urn:schemas-microsoft-com:office:word" xmlns:w="http://schemas.openxmlformats.org/wordprocessingml/2006/main" xmlns:w14="http://schemas.microsoft.com/office/word/2010/wordml" xmlns:w15="http://schemas.microsoft.com/office/word/2012/wordml" xmlns:w16cex="http://schemas.microsoft.com/office/word/2018/wordml/cex" xmlns:w16cid="http://schemas.microsoft.com/office/word/2016/wordml/cid" xmlns:w16="http://schemas.microsoft.com/office/word/2018/wordml" xmlns:w16du="http://schemas.microsoft.com/office/word/2023/wordml/word16du" xmlns:w16sdtdh="http://schemas.microsoft.com/office/word/2020/wordml/sdtdatahash" xmlns:w16sdtfl="http://schemas.microsoft.com/office/word/2024/wordml/sdtformatlock" xmlns:w16se="http://schemas.microsoft.com/office/word/2015/wordml/symex" xmlns:wpg="http://schemas.microsoft.com/office/word/2010/wordprocessingGroup" xmlns:wpi="http://schemas.microsoft.com/office/word/2010/wordprocessingInk" xmlns:wne="http://schemas.microsoft.com/office/word/2006/wordml" xmlns:wps="http://schemas.microsoft.com/office/word/2010/wordprocessingShape" mc:Ignorable="w14 w15 w16se w16cid w16 w16cex w16sdtdh w16sdtfl w16du wp14">
   <w:footnote w:type="separator" w:id="-1">
     <w:p>
       <w:r>
@@ -3096,7 +2705,7 @@
 </file>
 
 <file path=word/styles.xml><?xml version="1.0" encoding="utf-8"?>
-<w:styles xmlns:mc="http://schemas.openxmlformats.org/markup-compatibility/2006" xmlns:r="http://schemas.openxmlformats.org/officeDocument/2006/relationships" xmlns:w="http://schemas.openxmlformats.org/wordprocessingml/2006/main" xmlns:w14="http://schemas.microsoft.com/office/word/2010/wordml" xmlns:w15="http://schemas.microsoft.com/office/word/2012/wordml" mc:Ignorable="w14 w15">
+<w:styles xmlns:mc="http://schemas.openxmlformats.org/markup-compatibility/2006" xmlns:r="http://schemas.openxmlformats.org/officeDocument/2006/relationships" xmlns:w="http://schemas.openxmlformats.org/wordprocessingml/2006/main" xmlns:w14="http://schemas.microsoft.com/office/word/2010/wordml" xmlns:w15="http://schemas.microsoft.com/office/word/2012/wordml" xmlns:w16cex="http://schemas.microsoft.com/office/word/2018/wordml/cex" xmlns:w16cid="http://schemas.microsoft.com/office/word/2016/wordml/cid" xmlns:w16="http://schemas.microsoft.com/office/word/2018/wordml" xmlns:w16du="http://schemas.microsoft.com/office/word/2023/wordml/word16du" xmlns:w16sdtdh="http://schemas.microsoft.com/office/word/2020/wordml/sdtdatahash" xmlns:w16sdtfl="http://schemas.microsoft.com/office/word/2024/wordml/sdtformatlock" xmlns:w16se="http://schemas.microsoft.com/office/word/2015/wordml/symex" mc:Ignorable="w14 w15 w16se w16cid w16 w16cex w16sdtdh w16sdtfl w16du">
   <w:docDefaults>
     <w:rPrDefault>
       <w:rPr>
@@ -3112,7 +2721,7 @@
       </w:pPr>
     </w:pPrDefault>
   </w:docDefaults>
-  <w:latentStyles w:defLockedState="0" w:defUIPriority="99" w:defSemiHidden="0" w:defUnhideWhenUsed="0" w:defQFormat="0" w:count="371">
+  <w:latentStyles w:defLockedState="0" w:defUIPriority="99" w:defSemiHidden="0" w:defUnhideWhenUsed="0" w:defQFormat="0" w:count="376">
     <w:lsdException w:name="Normal" w:uiPriority="0" w:qFormat="1"/>
     <w:lsdException w:name="heading 1" w:uiPriority="9" w:qFormat="1"/>
     <w:lsdException w:name="heading 2" w:semiHidden="1" w:uiPriority="9" w:unhideWhenUsed="1" w:qFormat="1"/>
@@ -3484,6 +3093,11 @@
     <w:lsdException w:name="List Table 5 Dark Accent 6" w:uiPriority="50"/>
     <w:lsdException w:name="List Table 6 Colorful Accent 6" w:uiPriority="51"/>
     <w:lsdException w:name="List Table 7 Colorful Accent 6" w:uiPriority="52"/>
+    <w:lsdException w:name="Mention" w:semiHidden="1" w:unhideWhenUsed="1"/>
+    <w:lsdException w:name="Smart Hyperlink" w:semiHidden="1" w:unhideWhenUsed="1"/>
+    <w:lsdException w:name="Hashtag" w:semiHidden="1" w:unhideWhenUsed="1"/>
+    <w:lsdException w:name="Unresolved Mention" w:semiHidden="1" w:unhideWhenUsed="1"/>
+    <w:lsdException w:name="Smart Link" w:semiHidden="1" w:unhideWhenUsed="1"/>
   </w:latentStyles>
   <w:style w:type="paragraph" w:default="1" w:styleId="a">
     <w:name w:val="Normal"/>
